--- a/Paper_Draft.docx
+++ b/Paper_Draft.docx
@@ -468,7 +468,23 @@
           <w:kern w:val="0"/>
           <w14:ligatures w14:val="none"/>
         </w:rPr>
-        <w:t xml:space="preserve">Each of the 200 agents is initialized with the following attributes: </w:t>
+        <w:t xml:space="preserve">Each of the 200 agents </w:t>
+      </w:r>
+      <w:r>
+        <w:rPr>
+          <w:rFonts w:eastAsia="Times New Roman"/>
+          <w:kern w:val="0"/>
+          <w14:ligatures w14:val="none"/>
+        </w:rPr>
+        <w:t>are</w:t>
+      </w:r>
+      <w:r>
+        <w:rPr>
+          <w:rFonts w:eastAsia="Times New Roman"/>
+          <w:kern w:val="0"/>
+          <w14:ligatures w14:val="none"/>
+        </w:rPr>
+        <w:t xml:space="preserve"> initialized with the following attributes: </w:t>
       </w:r>
     </w:p>
     <w:p>
@@ -561,7 +577,23 @@
           <w:kern w:val="0"/>
           <w14:ligatures w14:val="none"/>
         </w:rPr>
-        <w:t xml:space="preserve"> fixed commute path precomputed via BFS on the grid from home to work and stored as an ordered list of cell coordinates</w:t>
+        <w:t xml:space="preserve"> fixed commute path precomputed via </w:t>
+      </w:r>
+      <w:r>
+        <w:rPr>
+          <w:rFonts w:eastAsia="Times New Roman"/>
+          <w:kern w:val="0"/>
+          <w14:ligatures w14:val="none"/>
+        </w:rPr>
+        <w:t>Manhattan distance</w:t>
+      </w:r>
+      <w:r>
+        <w:rPr>
+          <w:rFonts w:eastAsia="Times New Roman"/>
+          <w:kern w:val="0"/>
+          <w14:ligatures w14:val="none"/>
+        </w:rPr>
+        <w:t xml:space="preserve"> on the grid from home to work and stored as an ordered list of cell coordinates</w:t>
       </w:r>
     </w:p>
     <w:p>
@@ -584,15 +616,7 @@
           <w:kern w:val="0"/>
           <w14:ligatures w14:val="none"/>
         </w:rPr>
-        <w:t>T</w:t>
-      </w:r>
-      <w:r>
-        <w:rPr>
-          <w:rFonts w:eastAsia="Times New Roman"/>
-          <w:kern w:val="0"/>
-          <w14:ligatures w14:val="none"/>
-        </w:rPr>
-        <w:t xml:space="preserve">ravel time constants </w:t>
+        <w:t xml:space="preserve">A fixed </w:t>
       </w:r>
       <w:r>
         <w:rPr>
@@ -602,15 +626,7 @@
           <w:szCs w:val="20"/>
           <w14:ligatures w14:val="none"/>
         </w:rPr>
-        <w:t>time_bike</w:t>
-      </w:r>
-      <w:r>
-        <w:rPr>
-          <w:rFonts w:eastAsia="Times New Roman"/>
-          <w:kern w:val="0"/>
-          <w14:ligatures w14:val="none"/>
-        </w:rPr>
-        <w:t xml:space="preserve"> and </w:t>
+        <w:t>lane_coverage_on_path</w:t>
       </w:r>
       <w:r>
         <w:rPr>
@@ -620,15 +636,15 @@
           <w:szCs w:val="20"/>
           <w14:ligatures w14:val="none"/>
         </w:rPr>
-        <w:t>time_car</w:t>
-      </w:r>
-      <w:r>
-        <w:rPr>
-          <w:rFonts w:eastAsia="Times New Roman"/>
-          <w:kern w:val="0"/>
-          <w14:ligatures w14:val="none"/>
-        </w:rPr>
-        <w:t xml:space="preserve"> derived from path length</w:t>
+        <w:t>,</w:t>
+      </w:r>
+      <w:r>
+        <w:rPr>
+          <w:rFonts w:eastAsia="Times New Roman"/>
+          <w:kern w:val="0"/>
+          <w14:ligatures w14:val="none"/>
+        </w:rPr>
+        <w:t xml:space="preserve"> which takes cells with bike lanes as a fraction of total cells in commute path</w:t>
       </w:r>
     </w:p>
     <w:p>
@@ -651,15 +667,15 @@
           <w:kern w:val="0"/>
           <w14:ligatures w14:val="none"/>
         </w:rPr>
-        <w:t>A</w:t>
-      </w:r>
-      <w:r>
-        <w:rPr>
-          <w:rFonts w:eastAsia="Times New Roman"/>
-          <w:kern w:val="0"/>
-          <w14:ligatures w14:val="none"/>
-        </w:rPr>
-        <w:t xml:space="preserve"> baseline probability of biking </w:t>
+        <w:t>T</w:t>
+      </w:r>
+      <w:r>
+        <w:rPr>
+          <w:rFonts w:eastAsia="Times New Roman"/>
+          <w:kern w:val="0"/>
+          <w14:ligatures w14:val="none"/>
+        </w:rPr>
+        <w:t xml:space="preserve">ravel time constants </w:t>
       </w:r>
       <w:r>
         <w:rPr>
@@ -669,44 +685,16 @@
           <w:szCs w:val="20"/>
           <w14:ligatures w14:val="none"/>
         </w:rPr>
-        <w:t>p_bike</w:t>
-      </w:r>
-      <w:r>
-        <w:rPr>
-          <w:rFonts w:eastAsia="Times New Roman"/>
-          <w:kern w:val="0"/>
-          <w14:ligatures w14:val="none"/>
-        </w:rPr>
-        <w:t xml:space="preserve"> sampled from a uniform distribution over [0, 1]. Agents are placed on their home cell at initialization.</w:t>
-      </w:r>
-    </w:p>
-    <w:p>
-      <w:pPr>
-        <w:spacing w:before="100" w:beforeAutospacing="1" w:after="100" w:afterAutospacing="1"/>
-        <w:rPr>
-          <w:rFonts w:eastAsia="Times New Roman"/>
-          <w:kern w:val="0"/>
-          <w14:ligatures w14:val="none"/>
-        </w:rPr>
-      </w:pPr>
-      <w:r>
-        <w:rPr>
-          <w:rFonts w:eastAsia="Times New Roman"/>
-          <w:kern w:val="0"/>
-          <w14:ligatures w14:val="none"/>
-        </w:rPr>
-        <w:t>Travel times are computed as:</w:t>
-      </w:r>
-    </w:p>
-    <w:p>
-      <w:pPr>
-        <w:spacing w:before="100" w:beforeAutospacing="1" w:after="100" w:afterAutospacing="1"/>
-        <w:rPr>
-          <w:rFonts w:eastAsia="Times New Roman"/>
-          <w:kern w:val="0"/>
-          <w14:ligatures w14:val="none"/>
-        </w:rPr>
-      </w:pPr>
+        <w:t>time_bike</w:t>
+      </w:r>
+      <w:r>
+        <w:rPr>
+          <w:rFonts w:eastAsia="Times New Roman"/>
+          <w:kern w:val="0"/>
+          <w14:ligatures w14:val="none"/>
+        </w:rPr>
+        <w:t xml:space="preserve"> and </w:t>
+      </w:r>
       <w:r>
         <w:rPr>
           <w:rFonts w:ascii="Courier New" w:eastAsia="Times New Roman" w:hAnsi="Courier New" w:cs="Courier New"/>
@@ -715,11 +703,24 @@
           <w:szCs w:val="20"/>
           <w14:ligatures w14:val="none"/>
         </w:rPr>
-        <w:t>time_bike = path_length × bike_speed_constant</w:t>
-      </w:r>
-    </w:p>
-    <w:p>
-      <w:pPr>
+        <w:t>time_car</w:t>
+      </w:r>
+      <w:r>
+        <w:rPr>
+          <w:rFonts w:eastAsia="Times New Roman"/>
+          <w:kern w:val="0"/>
+          <w14:ligatures w14:val="none"/>
+        </w:rPr>
+        <w:t xml:space="preserve"> derived from path length</w:t>
+      </w:r>
+    </w:p>
+    <w:p>
+      <w:pPr>
+        <w:pStyle w:val="ListParagraph"/>
+        <w:numPr>
+          <w:ilvl w:val="0"/>
+          <w:numId w:val="2"/>
+        </w:numPr>
         <w:spacing w:before="100" w:beforeAutospacing="1" w:after="100" w:afterAutospacing="1"/>
         <w:rPr>
           <w:rFonts w:eastAsia="Times New Roman"/>
@@ -727,6 +728,22 @@
           <w14:ligatures w14:val="none"/>
         </w:rPr>
       </w:pPr>
+      <w:r>
+        <w:rPr>
+          <w:rFonts w:eastAsia="Times New Roman"/>
+          <w:kern w:val="0"/>
+          <w14:ligatures w14:val="none"/>
+        </w:rPr>
+        <w:t>A</w:t>
+      </w:r>
+      <w:r>
+        <w:rPr>
+          <w:rFonts w:eastAsia="Times New Roman"/>
+          <w:kern w:val="0"/>
+          <w14:ligatures w14:val="none"/>
+        </w:rPr>
+        <w:t xml:space="preserve"> baseline probability of biking </w:t>
+      </w:r>
       <w:r>
         <w:rPr>
           <w:rFonts w:ascii="Courier New" w:eastAsia="Times New Roman" w:hAnsi="Courier New" w:cs="Courier New"/>
@@ -735,6 +752,89 @@
           <w:szCs w:val="20"/>
           <w14:ligatures w14:val="none"/>
         </w:rPr>
+        <w:t>p_bike</w:t>
+      </w:r>
+      <w:r>
+        <w:rPr>
+          <w:rFonts w:eastAsia="Times New Roman"/>
+          <w:kern w:val="0"/>
+          <w14:ligatures w14:val="none"/>
+        </w:rPr>
+        <w:t xml:space="preserve"> sampled from a uniform distribution over [0, 1]. </w:t>
+      </w:r>
+    </w:p>
+    <w:p>
+      <w:pPr>
+        <w:spacing w:before="100" w:beforeAutospacing="1" w:after="100" w:afterAutospacing="1"/>
+        <w:rPr>
+          <w:rFonts w:eastAsia="Times New Roman"/>
+          <w:kern w:val="0"/>
+          <w14:ligatures w14:val="none"/>
+        </w:rPr>
+      </w:pPr>
+      <w:r>
+        <w:rPr>
+          <w:rFonts w:eastAsia="Times New Roman"/>
+          <w:kern w:val="0"/>
+          <w14:ligatures w14:val="none"/>
+        </w:rPr>
+        <w:t>Agents are placed on their home cell at initialization</w:t>
+      </w:r>
+      <w:r>
+        <w:rPr>
+          <w:rFonts w:eastAsia="Times New Roman"/>
+          <w:kern w:val="0"/>
+          <w14:ligatures w14:val="none"/>
+        </w:rPr>
+        <w:t xml:space="preserve">. </w:t>
+      </w:r>
+      <w:r>
+        <w:rPr>
+          <w:rFonts w:eastAsia="Times New Roman"/>
+          <w:kern w:val="0"/>
+          <w14:ligatures w14:val="none"/>
+        </w:rPr>
+        <w:t>Travel times are computed as:</w:t>
+      </w:r>
+    </w:p>
+    <w:p>
+      <w:pPr>
+        <w:spacing w:before="100" w:beforeAutospacing="1" w:after="100" w:afterAutospacing="1"/>
+        <w:rPr>
+          <w:rFonts w:eastAsia="Times New Roman"/>
+          <w:kern w:val="0"/>
+          <w14:ligatures w14:val="none"/>
+        </w:rPr>
+      </w:pPr>
+      <w:r>
+        <w:rPr>
+          <w:rFonts w:ascii="Courier New" w:eastAsia="Times New Roman" w:hAnsi="Courier New" w:cs="Courier New"/>
+          <w:kern w:val="0"/>
+          <w:sz w:val="20"/>
+          <w:szCs w:val="20"/>
+          <w14:ligatures w14:val="none"/>
+        </w:rPr>
+        <w:t>time_bike = path_length × bike_speed_constant</w:t>
+      </w:r>
+    </w:p>
+    <w:p>
+      <w:pPr>
+        <w:spacing w:before="100" w:beforeAutospacing="1" w:after="100" w:afterAutospacing="1"/>
+        <w:rPr>
+          <w:rFonts w:eastAsia="Times New Roman"/>
+          <w:kern w:val="0"/>
+          <w14:ligatures w14:val="none"/>
+        </w:rPr>
+      </w:pPr>
+      <w:r>
+        <w:rPr>
+          <w:rFonts w:ascii="Courier New" w:eastAsia="Times New Roman" w:hAnsi="Courier New" w:cs="Courier New"/>
+          <w:kern w:val="0"/>
+          <w:sz w:val="20"/>
+          <w:szCs w:val="20"/>
+          <w14:ligatures w14:val="none"/>
+        </w:rPr>
+        <w:lastRenderedPageBreak/>
         <w:t>time_car = path_length × car_speed_constant</w:t>
       </w:r>
     </w:p>
@@ -753,7 +853,6 @@
           <w:kern w:val="0"/>
           <w14:ligatures w14:val="none"/>
         </w:rPr>
-        <w:lastRenderedPageBreak/>
         <w:t xml:space="preserve">where </w:t>
       </w:r>
       <w:r>
@@ -1389,6 +1488,7 @@
                 <w:kern w:val="0"/>
                 <w14:ligatures w14:val="none"/>
               </w:rPr>
+              <w:lastRenderedPageBreak/>
               <w:t>Baseline</w:t>
             </w:r>
           </w:p>
@@ -1544,7 +1644,6 @@
                 <w:kern w:val="0"/>
                 <w14:ligatures w14:val="none"/>
               </w:rPr>
-              <w:lastRenderedPageBreak/>
               <w:t>Low coverage, connected</w:t>
             </w:r>
           </w:p>

--- a/Paper_Draft.docx
+++ b/Paper_Draft.docx
@@ -2,6 +2,47 @@
 <file path=word/document.xml><?xml version="1.0" encoding="utf-8"?>
 <w:document xmlns:wpc="http://schemas.microsoft.com/office/word/2010/wordprocessingCanvas" xmlns:cx="http://schemas.microsoft.com/office/drawing/2014/chartex" xmlns:cx1="http://schemas.microsoft.com/office/drawing/2015/9/8/chartex" xmlns:cx2="http://schemas.microsoft.com/office/drawing/2015/10/21/chartex" xmlns:cx3="http://schemas.microsoft.com/office/drawing/2016/5/9/chartex" xmlns:cx4="http://schemas.microsoft.com/office/drawing/2016/5/10/chartex" xmlns:cx5="http://schemas.microsoft.com/office/drawing/2016/5/11/chartex" xmlns:cx6="http://schemas.microsoft.com/office/drawing/2016/5/12/chartex" xmlns:cx7="http://schemas.microsoft.com/office/drawing/2016/5/13/chartex" xmlns:cx8="http://schemas.microsoft.com/office/drawing/2016/5/14/chartex" xmlns:mc="http://schemas.openxmlformats.org/markup-compatibility/2006" xmlns:aink="http://schemas.microsoft.com/office/drawing/2016/ink" xmlns:am3d="http://schemas.microsoft.com/office/drawing/2017/model3d" xmlns:o="urn:schemas-microsoft-com:office:office" xmlns:oel="http://schemas.microsoft.com/office/2019/extlst" xmlns:r="http://schemas.openxmlformats.org/officeDocument/2006/relationships" xmlns:m="http://schemas.openxmlformats.org/officeDocument/2006/math" xmlns:v="urn:schemas-microsoft-com:vml" xmlns:wp14="http://schemas.microsoft.com/office/word/2010/wordprocessingDrawing" xmlns:wp="http://schemas.openxmlformats.org/drawingml/2006/wordprocessingDrawing" xmlns:w10="urn:schemas-microsoft-com:office:word" xmlns:w="http://schemas.openxmlformats.org/wordprocessingml/2006/main" xmlns:w14="http://schemas.microsoft.com/office/word/2010/wordml" xmlns:w15="http://schemas.microsoft.com/office/word/2012/wordml" xmlns:w16cex="http://schemas.microsoft.com/office/word/2018/wordml/cex" xmlns:w16cid="http://schemas.microsoft.com/office/word/2016/wordml/cid" xmlns:w16="http://schemas.microsoft.com/office/word/2018/wordml" xmlns:w16du="http://schemas.microsoft.com/office/word/2023/wordml/word16du" xmlns:w16sdtdh="http://schemas.microsoft.com/office/word/2020/wordml/sdtdatahash" xmlns:w16sdtfl="http://schemas.microsoft.com/office/word/2024/wordml/sdtformatlock" xmlns:w16se="http://schemas.microsoft.com/office/word/2015/wordml/symex" xmlns:wpg="http://schemas.microsoft.com/office/word/2010/wordprocessingGroup" xmlns:wpi="http://schemas.microsoft.com/office/word/2010/wordprocessingInk" xmlns:wne="http://schemas.microsoft.com/office/word/2006/wordml" xmlns:wps="http://schemas.microsoft.com/office/word/2010/wordprocessingShape" mc:Ignorable="w14 w15 w16se w16cid w16 w16cex w16sdtdh w16sdtfl w16du wp14">
   <w:body>
+    <w:p>
+      <w:pPr>
+        <w:rPr>
+          <w:b/>
+          <w:bCs/>
+        </w:rPr>
+      </w:pPr>
+      <w:r>
+        <w:rPr>
+          <w:b/>
+          <w:bCs/>
+        </w:rPr>
+        <w:t xml:space="preserve">Repo: </w:t>
+      </w:r>
+      <w:hyperlink r:id="rId7" w:history="1">
+        <w:r>
+          <w:rPr>
+            <w:rStyle w:val="Hyperlink"/>
+            <w:b/>
+            <w:bCs/>
+          </w:rPr>
+          <w:t>https://github.com/begumakkas/bikelanes</w:t>
+        </w:r>
+      </w:hyperlink>
+      <w:r>
+        <w:rPr>
+          <w:b/>
+          <w:bCs/>
+        </w:rPr>
+        <w:t xml:space="preserve"> </w:t>
+      </w:r>
+    </w:p>
+    <w:p>
+      <w:pPr>
+        <w:jc w:val="center"/>
+        <w:rPr>
+          <w:b/>
+          <w:bCs/>
+        </w:rPr>
+      </w:pPr>
+    </w:p>
     <w:p>
       <w:pPr>
         <w:jc w:val="center"/>
@@ -78,11 +119,11 @@
     <w:p/>
     <w:p>
       <w:r>
-        <w:t xml:space="preserve">Agent-based modeling has emerged as a well-suited methodology for studying cycling behavior precisely because it can represent individual heterogeneity and emergent dynamics that aggregate models cannot. Kaziyeva et al. (2021) demonstrated this in a regional ABM of bicycle flows in Salzburg, Austria, showing that demographically parameterized agent behavior outperforms stochastic null models and that safety-oriented routing better reproduces observed cycling patterns than shortest-path routing alone. While Kaziyeva et al. show that demographic parameterization improves model realism, this paper focuses on infrastructure connectivity and </w:t>
+        <w:t xml:space="preserve">Agent-based modeling has emerged as a well-suited methodology for studying cycling behavior precisely because it can represent individual heterogeneity and emergent dynamics that aggregate models cannot. Kaziyeva et al. (2021) demonstrated this in a regional ABM of bicycle flows in Salzburg, Austria, showing that demographically parameterized agent behavior outperforms stochastic null models and that safety-oriented routing better reproduces observed cycling </w:t>
       </w:r>
       <w:r>
         <w:lastRenderedPageBreak/>
-        <w:t>safety as the primary drivers of mode choice, leaving demographic heterogeneity as a direction for future work.</w:t>
+        <w:t>patterns than shortest-path routing alone. While Kaziyeva et al. show that demographic parameterization improves model realism, this paper focuses on infrastructure connectivity and safety as the primary drivers of mode choice, leaving demographic heterogeneity as a direction for future work.</w:t>
       </w:r>
     </w:p>
     <w:p/>
@@ -214,6 +255,7 @@
           <w:szCs w:val="20"/>
           <w14:ligatures w14:val="none"/>
         </w:rPr>
+        <w:lastRenderedPageBreak/>
         <w:t>downtown_cells</w:t>
       </w:r>
       <w:r>
@@ -258,7 +300,6 @@
           <w:kern w:val="0"/>
           <w14:ligatures w14:val="none"/>
         </w:rPr>
-        <w:lastRenderedPageBreak/>
         <w:t>Work locations are sampled primarily from downtown cells, reflecting the concentration of employment in city centers, but 10% of agents are assigned a work location in a residential cell to capture mixed-use patterns. Home locations follow the inverse: 90% are assigned to residential cells, with 10% drawn from downtown cells to reflect the realistic minority of agents who live near the city center. No agent is assigned identical home and work coordinates.</w:t>
       </w:r>
     </w:p>
@@ -814,6 +855,7 @@
           <w:szCs w:val="20"/>
           <w14:ligatures w14:val="none"/>
         </w:rPr>
+        <w:lastRenderedPageBreak/>
         <w:t>time_bike = path_length × bike_speed_constant</w:t>
       </w:r>
     </w:p>
@@ -834,7 +876,6 @@
           <w:szCs w:val="20"/>
           <w14:ligatures w14:val="none"/>
         </w:rPr>
-        <w:lastRenderedPageBreak/>
         <w:t>time_car = path_length × car_speed_constant</w:t>
       </w:r>
     </w:p>
@@ -1408,6 +1449,7 @@
                 <w:kern w:val="0"/>
                 <w14:ligatures w14:val="none"/>
               </w:rPr>
+              <w:lastRenderedPageBreak/>
               <w:t>Scenario</w:t>
             </w:r>
           </w:p>
@@ -1488,7 +1530,6 @@
                 <w:kern w:val="0"/>
                 <w14:ligatures w14:val="none"/>
               </w:rPr>
-              <w:lastRenderedPageBreak/>
               <w:t>Baseline</w:t>
             </w:r>
           </w:p>
@@ -1994,9 +2035,9 @@
       </w:r>
     </w:p>
     <w:sectPr>
-      <w:headerReference w:type="default" r:id="rId11"/>
-      <w:footerReference w:type="even" r:id="rId12"/>
-      <w:footerReference w:type="default" r:id="rId13"/>
+      <w:headerReference w:type="default" r:id="rId12"/>
+      <w:footerReference w:type="even" r:id="rId13"/>
+      <w:footerReference w:type="default" r:id="rId14"/>
       <w:pgSz w:w="12240" w:h="15840"/>
       <w:pgMar w:top="1440" w:right="1440" w:bottom="1440" w:left="1440" w:header="720" w:footer="720" w:gutter="0"/>
       <w:cols w:space="720"/>
@@ -3837,6 +3878,29 @@
       <w:szCs w:val="20"/>
     </w:rPr>
   </w:style>
+  <w:style w:type="character" w:styleId="Hyperlink">
+    <w:name w:val="Hyperlink"/>
+    <w:basedOn w:val="DefaultParagraphFont"/>
+    <w:uiPriority w:val="99"/>
+    <w:unhideWhenUsed/>
+    <w:rsid w:val="002C3030"/>
+    <w:rPr>
+      <w:color w:val="467886" w:themeColor="hyperlink"/>
+      <w:u w:val="single"/>
+    </w:rPr>
+  </w:style>
+  <w:style w:type="character" w:styleId="UnresolvedMention">
+    <w:name w:val="Unresolved Mention"/>
+    <w:basedOn w:val="DefaultParagraphFont"/>
+    <w:uiPriority w:val="99"/>
+    <w:semiHidden/>
+    <w:unhideWhenUsed/>
+    <w:rsid w:val="002C3030"/>
+    <w:rPr>
+      <w:color w:val="605E5C"/>
+      <w:shd w:val="clear" w:color="auto" w:fill="E1DFDD"/>
+    </w:rPr>
+  </w:style>
 </w:styles>
 </file>
 

--- a/Paper_Draft.docx
+++ b/Paper_Draft.docx
@@ -66,7 +66,20 @@
     </w:p>
     <w:p>
       <w:r>
-        <w:t>There has been a lot of ABM work on deciding where to place bike lanes and the cost-benefit analysis of adding lanes. What has been less explored is whether the connectivity of bike lanes impacts whether people choose to bike to and from work. Relatedly, what is the level of connectivity that results in an equilibrium where the majority of people do not change their transit preferences? The research question explored in this paper is twofold: Does the connectivity of a bike lane network have a greater effect on cycling mode share than total lane coverage, and at what connectivity threshold does cycling adoption become self-sustaining?</w:t>
+        <w:t xml:space="preserve">There has been a lot of ABM work on deciding where to place bike lanes and the cost-benefit analysis of adding lanes. What has been less explored is whether the connectivity of bike lanes impacts whether people choose to bike to and from work. Relatedly, what is the level of connectivity that results in an equilibrium where the majority of people do not change their transit preferences? The research question explored in this paper is twofold: Does the connectivity of a bike lane network have a greater effect on cycling mode share than total lane coverage, </w:t>
+      </w:r>
+      <w:commentRangeStart w:id="0"/>
+      <w:r>
+        <w:t>and at what connectivity threshold does cycling adoption become self-sustaining?</w:t>
+      </w:r>
+      <w:commentRangeEnd w:id="0"/>
+      <w:r>
+        <w:rPr>
+          <w:rStyle w:val="CommentReference"/>
+          <w:sz w:val="24"/>
+          <w:szCs w:val="24"/>
+        </w:rPr>
+        <w:commentReference w:id="0"/>
       </w:r>
     </w:p>
     <w:p/>
@@ -1312,6 +1325,7 @@
           <w14:ligatures w14:val="none"/>
         </w:rPr>
       </w:pPr>
+      <w:commentRangeStart w:id="1"/>
       <w:r>
         <w:rPr>
           <w:rFonts w:eastAsia="Times New Roman"/>
@@ -1337,6 +1351,18 @@
           <w14:ligatures w14:val="none"/>
         </w:rPr>
         <w:t xml:space="preserve"> to bike or car for that step.</w:t>
+      </w:r>
+      <w:commentRangeEnd w:id="1"/>
+      <w:r>
+        <w:rPr>
+          <w:rStyle w:val="CommentReference"/>
+          <w:rFonts w:eastAsia="Times New Roman"/>
+          <w:kern w:val="0"/>
+          <w:sz w:val="24"/>
+          <w:szCs w:val="24"/>
+          <w14:ligatures w14:val="none"/>
+        </w:rPr>
+        <w:commentReference w:id="1"/>
       </w:r>
     </w:p>
     <w:p>
@@ -1983,7 +2009,7 @@
         </w:rPr>
         <w:t xml:space="preserve"> </w:t>
       </w:r>
-      <w:commentRangeStart w:id="0"/>
+      <w:commentRangeStart w:id="2"/>
       <w:r>
         <w:rPr>
           <w:rFonts w:eastAsia="Times New Roman"/>
@@ -1992,7 +2018,7 @@
         </w:rPr>
         <w:t>will be tested and reported.</w:t>
       </w:r>
-      <w:commentRangeEnd w:id="0"/>
+      <w:commentRangeEnd w:id="2"/>
       <w:r>
         <w:rPr>
           <w:rStyle w:val="CommentReference"/>
@@ -2002,7 +2028,7 @@
           <w:szCs w:val="24"/>
           <w14:ligatures w14:val="none"/>
         </w:rPr>
-        <w:commentReference w:id="0"/>
+        <w:commentReference w:id="2"/>
       </w:r>
       <w:r>
         <w:rPr>
@@ -2049,7 +2075,41 @@
 
 <file path=word/comments.xml><?xml version="1.0" encoding="utf-8"?>
 <w:comments xmlns:wpc="http://schemas.microsoft.com/office/word/2010/wordprocessingCanvas" xmlns:cx="http://schemas.microsoft.com/office/drawing/2014/chartex" xmlns:cx1="http://schemas.microsoft.com/office/drawing/2015/9/8/chartex" xmlns:cx2="http://schemas.microsoft.com/office/drawing/2015/10/21/chartex" xmlns:cx3="http://schemas.microsoft.com/office/drawing/2016/5/9/chartex" xmlns:cx4="http://schemas.microsoft.com/office/drawing/2016/5/10/chartex" xmlns:cx5="http://schemas.microsoft.com/office/drawing/2016/5/11/chartex" xmlns:cx6="http://schemas.microsoft.com/office/drawing/2016/5/12/chartex" xmlns:cx7="http://schemas.microsoft.com/office/drawing/2016/5/13/chartex" xmlns:cx8="http://schemas.microsoft.com/office/drawing/2016/5/14/chartex" xmlns:mc="http://schemas.openxmlformats.org/markup-compatibility/2006" xmlns:aink="http://schemas.microsoft.com/office/drawing/2016/ink" xmlns:am3d="http://schemas.microsoft.com/office/drawing/2017/model3d" xmlns:o="urn:schemas-microsoft-com:office:office" xmlns:oel="http://schemas.microsoft.com/office/2019/extlst" xmlns:r="http://schemas.openxmlformats.org/officeDocument/2006/relationships" xmlns:m="http://schemas.openxmlformats.org/officeDocument/2006/math" xmlns:v="urn:schemas-microsoft-com:vml" xmlns:wp14="http://schemas.microsoft.com/office/word/2010/wordprocessingDrawing" xmlns:wp="http://schemas.openxmlformats.org/drawingml/2006/wordprocessingDrawing" xmlns:w10="urn:schemas-microsoft-com:office:word" xmlns:w="http://schemas.openxmlformats.org/wordprocessingml/2006/main" xmlns:w14="http://schemas.microsoft.com/office/word/2010/wordml" xmlns:w15="http://schemas.microsoft.com/office/word/2012/wordml" xmlns:w16cex="http://schemas.microsoft.com/office/word/2018/wordml/cex" xmlns:w16cid="http://schemas.microsoft.com/office/word/2016/wordml/cid" xmlns:w16="http://schemas.microsoft.com/office/word/2018/wordml" xmlns:w16du="http://schemas.microsoft.com/office/word/2023/wordml/word16du" xmlns:w16sdtdh="http://schemas.microsoft.com/office/word/2020/wordml/sdtdatahash" xmlns:w16sdtfl="http://schemas.microsoft.com/office/word/2024/wordml/sdtformatlock" xmlns:w16se="http://schemas.microsoft.com/office/word/2015/wordml/symex" xmlns:wpg="http://schemas.microsoft.com/office/word/2010/wordprocessingGroup" xmlns:wpi="http://schemas.microsoft.com/office/word/2010/wordprocessingInk" xmlns:wne="http://schemas.microsoft.com/office/word/2006/wordml" xmlns:wps="http://schemas.microsoft.com/office/word/2010/wordprocessingShape" mc:Ignorable="w14 w15 w16se w16cid w16 w16cex w16sdtdh w16sdtfl w16du wp14">
-  <w:comment w:id="0" w:author="Begum Akkas" w:date="2026-05-14T19:10:00Z" w:initials="BA">
+  <w:comment w:id="0" w:author="Begum Akkas" w:date="2026-05-19T11:35:00Z" w:initials="BA">
+    <w:p>
+      <w:r>
+        <w:rPr>
+          <w:rStyle w:val="CommentReference"/>
+        </w:rPr>
+        <w:annotationRef/>
+      </w:r>
+      <w:r>
+        <w:rPr>
+          <w:sz w:val="20"/>
+          <w:szCs w:val="20"/>
+        </w:rPr>
+        <w:t>remove most likely</w:t>
+      </w:r>
+    </w:p>
+  </w:comment>
+  <w:comment w:id="1" w:author="Begum Akkas" w:date="2026-05-18T16:31:00Z" w:initials="BA">
+    <w:p>
+      <w:r>
+        <w:rPr>
+          <w:rStyle w:val="CommentReference"/>
+        </w:rPr>
+        <w:annotationRef/>
+      </w:r>
+      <w:r>
+        <w:rPr>
+          <w:sz w:val="20"/>
+          <w:szCs w:val="20"/>
+        </w:rPr>
+        <w:t>changed it to be deterministic instead of probabilistic -- update this accordingly</w:t>
+      </w:r>
+    </w:p>
+  </w:comment>
+  <w:comment w:id="2" w:author="Begum Akkas" w:date="2026-05-14T19:10:00Z" w:initials="BA">
     <w:p>
       <w:r>
         <w:rPr>
@@ -2071,18 +2131,24 @@
 
 <file path=word/commentsExtended.xml><?xml version="1.0" encoding="utf-8"?>
 <w15:commentsEx xmlns:wpc="http://schemas.microsoft.com/office/word/2010/wordprocessingCanvas" xmlns:cx="http://schemas.microsoft.com/office/drawing/2014/chartex" xmlns:cx1="http://schemas.microsoft.com/office/drawing/2015/9/8/chartex" xmlns:cx2="http://schemas.microsoft.com/office/drawing/2015/10/21/chartex" xmlns:cx3="http://schemas.microsoft.com/office/drawing/2016/5/9/chartex" xmlns:cx4="http://schemas.microsoft.com/office/drawing/2016/5/10/chartex" xmlns:cx5="http://schemas.microsoft.com/office/drawing/2016/5/11/chartex" xmlns:cx6="http://schemas.microsoft.com/office/drawing/2016/5/12/chartex" xmlns:cx7="http://schemas.microsoft.com/office/drawing/2016/5/13/chartex" xmlns:cx8="http://schemas.microsoft.com/office/drawing/2016/5/14/chartex" xmlns:mc="http://schemas.openxmlformats.org/markup-compatibility/2006" xmlns:aink="http://schemas.microsoft.com/office/drawing/2016/ink" xmlns:am3d="http://schemas.microsoft.com/office/drawing/2017/model3d" xmlns:o="urn:schemas-microsoft-com:office:office" xmlns:oel="http://schemas.microsoft.com/office/2019/extlst" xmlns:r="http://schemas.openxmlformats.org/officeDocument/2006/relationships" xmlns:m="http://schemas.openxmlformats.org/officeDocument/2006/math" xmlns:v="urn:schemas-microsoft-com:vml" xmlns:wp14="http://schemas.microsoft.com/office/word/2010/wordprocessingDrawing" xmlns:wp="http://schemas.openxmlformats.org/drawingml/2006/wordprocessingDrawing" xmlns:w10="urn:schemas-microsoft-com:office:word" xmlns:w="http://schemas.openxmlformats.org/wordprocessingml/2006/main" xmlns:w14="http://schemas.microsoft.com/office/word/2010/wordml" xmlns:w15="http://schemas.microsoft.com/office/word/2012/wordml" xmlns:w16cex="http://schemas.microsoft.com/office/word/2018/wordml/cex" xmlns:w16cid="http://schemas.microsoft.com/office/word/2016/wordml/cid" xmlns:w16="http://schemas.microsoft.com/office/word/2018/wordml" xmlns:w16du="http://schemas.microsoft.com/office/word/2023/wordml/word16du" xmlns:w16sdtdh="http://schemas.microsoft.com/office/word/2020/wordml/sdtdatahash" xmlns:w16sdtfl="http://schemas.microsoft.com/office/word/2024/wordml/sdtformatlock" xmlns:w16se="http://schemas.microsoft.com/office/word/2015/wordml/symex" xmlns:wpg="http://schemas.microsoft.com/office/word/2010/wordprocessingGroup" xmlns:wpi="http://schemas.microsoft.com/office/word/2010/wordprocessingInk" xmlns:wne="http://schemas.microsoft.com/office/word/2006/wordml" xmlns:wps="http://schemas.microsoft.com/office/word/2010/wordprocessingShape" mc:Ignorable="w14 w15 w16se w16cid w16 w16cex w16sdtdh w16sdtfl w16du wp14">
+  <w15:commentEx w15:paraId="76FADAAF" w15:done="0"/>
+  <w15:commentEx w15:paraId="49F75B3D" w15:done="0"/>
   <w15:commentEx w15:paraId="27BA0FFB" w15:done="0"/>
 </w15:commentsEx>
 </file>
 
 <file path=word/commentsExtensible.xml><?xml version="1.0" encoding="utf-8"?>
 <w16cex:commentsExtensible xmlns:wpc="http://schemas.microsoft.com/office/word/2010/wordprocessingCanvas" xmlns:cx="http://schemas.microsoft.com/office/drawing/2014/chartex" xmlns:cx1="http://schemas.microsoft.com/office/drawing/2015/9/8/chartex" xmlns:cx2="http://schemas.microsoft.com/office/drawing/2015/10/21/chartex" xmlns:cx3="http://schemas.microsoft.com/office/drawing/2016/5/9/chartex" xmlns:cx4="http://schemas.microsoft.com/office/drawing/2016/5/10/chartex" xmlns:cx5="http://schemas.microsoft.com/office/drawing/2016/5/11/chartex" xmlns:cx6="http://schemas.microsoft.com/office/drawing/2016/5/12/chartex" xmlns:cx7="http://schemas.microsoft.com/office/drawing/2016/5/13/chartex" xmlns:cx8="http://schemas.microsoft.com/office/drawing/2016/5/14/chartex" xmlns:cr="http://schemas.microsoft.com/office/comments/2020/reactions" xmlns:mc="http://schemas.openxmlformats.org/markup-compatibility/2006" xmlns:aink="http://schemas.microsoft.com/office/drawing/2016/ink" xmlns:am3d="http://schemas.microsoft.com/office/drawing/2017/model3d" xmlns:o="urn:schemas-microsoft-com:office:office" xmlns:oel="http://schemas.microsoft.com/office/2019/extlst" xmlns:r="http://schemas.openxmlformats.org/officeDocument/2006/relationships" xmlns:m="http://schemas.openxmlformats.org/officeDocument/2006/math" xmlns:v="urn:schemas-microsoft-com:vml" xmlns:wp14="http://schemas.microsoft.com/office/word/2010/wordprocessingDrawing" xmlns:wp="http://schemas.openxmlformats.org/drawingml/2006/wordprocessingDrawing" xmlns:w10="urn:schemas-microsoft-com:office:word" xmlns:w="http://schemas.openxmlformats.org/wordprocessingml/2006/main" xmlns:w14="http://schemas.microsoft.com/office/word/2010/wordml" xmlns:w15="http://schemas.microsoft.com/office/word/2012/wordml" xmlns:w16cex="http://schemas.microsoft.com/office/word/2018/wordml/cex" xmlns:w16cid="http://schemas.microsoft.com/office/word/2016/wordml/cid" xmlns:w16="http://schemas.microsoft.com/office/word/2018/wordml" xmlns:w16du="http://schemas.microsoft.com/office/word/2023/wordml/word16du" xmlns:w16sdtdh="http://schemas.microsoft.com/office/word/2020/wordml/sdtdatahash" xmlns:w16sdtfl="http://schemas.microsoft.com/office/word/2024/wordml/sdtformatlock" xmlns:w16se="http://schemas.microsoft.com/office/word/2015/wordml/symex" xmlns:wpg="http://schemas.microsoft.com/office/word/2010/wordprocessingGroup" xmlns:wpi="http://schemas.microsoft.com/office/word/2010/wordprocessingInk" xmlns:wne="http://schemas.microsoft.com/office/word/2006/wordml" xmlns:wps="http://schemas.microsoft.com/office/word/2010/wordprocessingShape" mc:Ignorable="w14 w15 w16se w16cid w16 w16cex w16sdtdh w16sdtfl cr w16du wp14">
+  <w16cex:commentExtensible w16cex:durableId="01038D8F" w16cex:dateUtc="2026-05-19T16:35:00Z"/>
+  <w16cex:commentExtensible w16cex:durableId="333294E4" w16cex:dateUtc="2026-05-18T21:31:00Z"/>
   <w16cex:commentExtensible w16cex:durableId="531C6452" w16cex:dateUtc="2026-05-15T00:10:00Z"/>
 </w16cex:commentsExtensible>
 </file>
 
 <file path=word/commentsIds.xml><?xml version="1.0" encoding="utf-8"?>
 <w16cid:commentsIds xmlns:wpc="http://schemas.microsoft.com/office/word/2010/wordprocessingCanvas" xmlns:cx="http://schemas.microsoft.com/office/drawing/2014/chartex" xmlns:cx1="http://schemas.microsoft.com/office/drawing/2015/9/8/chartex" xmlns:cx2="http://schemas.microsoft.com/office/drawing/2015/10/21/chartex" xmlns:cx3="http://schemas.microsoft.com/office/drawing/2016/5/9/chartex" xmlns:cx4="http://schemas.microsoft.com/office/drawing/2016/5/10/chartex" xmlns:cx5="http://schemas.microsoft.com/office/drawing/2016/5/11/chartex" xmlns:cx6="http://schemas.microsoft.com/office/drawing/2016/5/12/chartex" xmlns:cx7="http://schemas.microsoft.com/office/drawing/2016/5/13/chartex" xmlns:cx8="http://schemas.microsoft.com/office/drawing/2016/5/14/chartex" xmlns:mc="http://schemas.openxmlformats.org/markup-compatibility/2006" xmlns:aink="http://schemas.microsoft.com/office/drawing/2016/ink" xmlns:am3d="http://schemas.microsoft.com/office/drawing/2017/model3d" xmlns:o="urn:schemas-microsoft-com:office:office" xmlns:oel="http://schemas.microsoft.com/office/2019/extlst" xmlns:r="http://schemas.openxmlformats.org/officeDocument/2006/relationships" xmlns:m="http://schemas.openxmlformats.org/officeDocument/2006/math" xmlns:v="urn:schemas-microsoft-com:vml" xmlns:wp14="http://schemas.microsoft.com/office/word/2010/wordprocessingDrawing" xmlns:wp="http://schemas.openxmlformats.org/drawingml/2006/wordprocessingDrawing" xmlns:w10="urn:schemas-microsoft-com:office:word" xmlns:w="http://schemas.openxmlformats.org/wordprocessingml/2006/main" xmlns:w14="http://schemas.microsoft.com/office/word/2010/wordml" xmlns:w15="http://schemas.microsoft.com/office/word/2012/wordml" xmlns:w16cex="http://schemas.microsoft.com/office/word/2018/wordml/cex" xmlns:w16cid="http://schemas.microsoft.com/office/word/2016/wordml/cid" xmlns:w16="http://schemas.microsoft.com/office/word/2018/wordml" xmlns:w16du="http://schemas.microsoft.com/office/word/2023/wordml/word16du" xmlns:w16sdtdh="http://schemas.microsoft.com/office/word/2020/wordml/sdtdatahash" xmlns:w16sdtfl="http://schemas.microsoft.com/office/word/2024/wordml/sdtformatlock" xmlns:w16se="http://schemas.microsoft.com/office/word/2015/wordml/symex" xmlns:wpg="http://schemas.microsoft.com/office/word/2010/wordprocessingGroup" xmlns:wpi="http://schemas.microsoft.com/office/word/2010/wordprocessingInk" xmlns:wne="http://schemas.microsoft.com/office/word/2006/wordml" xmlns:wps="http://schemas.microsoft.com/office/word/2010/wordprocessingShape" mc:Ignorable="w14 w15 w16se w16cid w16 w16cex w16sdtdh w16sdtfl w16du wp14">
+  <w16cid:commentId w16cid:paraId="76FADAAF" w16cid:durableId="01038D8F"/>
+  <w16cid:commentId w16cid:paraId="49F75B3D" w16cid:durableId="333294E4"/>
   <w16cid:commentId w16cid:paraId="27BA0FFB" w16cid:durableId="531C6452"/>
 </w16cid:commentsIds>
 </file>

--- a/Paper_Draft.docx
+++ b/Paper_Draft.docx
@@ -66,20 +66,16 @@
     </w:p>
     <w:p>
       <w:r>
-        <w:t xml:space="preserve">There has been a lot of ABM work on deciding where to place bike lanes and the cost-benefit analysis of adding lanes. What has been less explored is whether the connectivity of bike lanes impacts whether people choose to bike to and from work. Relatedly, what is the level of connectivity that results in an equilibrium where the majority of people do not change their transit preferences? The research question explored in this paper is twofold: Does the connectivity of a bike lane network have a greater effect on cycling mode share than total lane coverage, </w:t>
-      </w:r>
-      <w:commentRangeStart w:id="0"/>
-      <w:r>
-        <w:t>and at what connectivity threshold does cycling adoption become self-sustaining?</w:t>
-      </w:r>
-      <w:commentRangeEnd w:id="0"/>
-      <w:r>
-        <w:rPr>
-          <w:rStyle w:val="CommentReference"/>
-          <w:sz w:val="24"/>
-          <w:szCs w:val="24"/>
-        </w:rPr>
-        <w:commentReference w:id="0"/>
+        <w:t xml:space="preserve">There has been a lot of ABM work on deciding where to place bike lanes and the cost-benefit analysis of adding lanes. What has been less explored is whether the connectivity of bike lanes impacts whether people choose to bike to and from work. Relatedly, what is the level of connectivity that results in an equilibrium where the majority of people do not change their transit preferences? The research question explored in this paper is </w:t>
+      </w:r>
+      <w:r>
+        <w:t>as follows</w:t>
+      </w:r>
+      <w:r>
+        <w:t>: Does the connectivity of a bike lane network have a greater effect on cycling mode share than total lane coverage</w:t>
+      </w:r>
+      <w:r>
+        <w:t>?</w:t>
       </w:r>
     </w:p>
     <w:p/>
@@ -1325,45 +1321,32 @@
           <w14:ligatures w14:val="none"/>
         </w:rPr>
       </w:pPr>
-      <w:commentRangeStart w:id="1"/>
-      <w:r>
-        <w:rPr>
-          <w:rFonts w:eastAsia="Times New Roman"/>
-          <w:kern w:val="0"/>
-          <w14:ligatures w14:val="none"/>
-        </w:rPr>
-        <w:t xml:space="preserve">Finally, the agent draws a mode choice from Bernoulli(p_bike), setting </w:t>
-      </w:r>
-      <w:r>
-        <w:rPr>
-          <w:rFonts w:ascii="Courier New" w:eastAsia="Times New Roman" w:hAnsi="Courier New" w:cs="Courier New"/>
-          <w:kern w:val="0"/>
-          <w:sz w:val="20"/>
-          <w:szCs w:val="20"/>
-          <w14:ligatures w14:val="none"/>
-        </w:rPr>
-        <w:t>mode</w:t>
-      </w:r>
-      <w:r>
-        <w:rPr>
-          <w:rFonts w:eastAsia="Times New Roman"/>
-          <w:kern w:val="0"/>
-          <w14:ligatures w14:val="none"/>
-        </w:rPr>
-        <w:t xml:space="preserve"> to bike or car for that step.</w:t>
-      </w:r>
-      <w:commentRangeEnd w:id="1"/>
-      <w:r>
-        <w:rPr>
-          <w:rStyle w:val="CommentReference"/>
-          <w:rFonts w:eastAsia="Times New Roman"/>
-          <w:kern w:val="0"/>
-          <w:sz w:val="24"/>
-          <w:szCs w:val="24"/>
-          <w14:ligatures w14:val="none"/>
-        </w:rPr>
-        <w:commentReference w:id="1"/>
-      </w:r>
+      <w:r>
+        <w:rPr>
+          <w:rFonts w:eastAsia="Times New Roman"/>
+          <w:kern w:val="0"/>
+          <w14:ligatures w14:val="none"/>
+        </w:rPr>
+        <w:t xml:space="preserve">Finally, </w:t>
+      </w:r>
+      <w:r>
+        <w:rPr>
+          <w:rFonts w:eastAsia="Times New Roman"/>
+          <w:kern w:val="0"/>
+          <w14:ligatures w14:val="none"/>
+        </w:rPr>
+        <w:t xml:space="preserve">the agent’s choice to bike is deterministic if their probability of biking (p_bike) is greater than 50%. </w:t>
+      </w:r>
+    </w:p>
+    <w:p>
+      <w:pPr>
+        <w:spacing w:before="100" w:beforeAutospacing="1" w:after="100" w:afterAutospacing="1"/>
+        <w:rPr>
+          <w:rFonts w:eastAsia="Times New Roman"/>
+          <w:kern w:val="0"/>
+          <w14:ligatures w14:val="none"/>
+        </w:rPr>
+      </w:pPr>
     </w:p>
     <w:p>
       <w:pPr>
@@ -1402,6 +1385,7 @@
           <w:kern w:val="0"/>
           <w14:ligatures w14:val="none"/>
         </w:rPr>
+        <w:lastRenderedPageBreak/>
         <w:t>Five scenarios are evaluated by varying two parameters</w:t>
       </w:r>
       <w:r>
@@ -1475,7 +1459,6 @@
                 <w:kern w:val="0"/>
                 <w14:ligatures w14:val="none"/>
               </w:rPr>
-              <w:lastRenderedPageBreak/>
               <w:t>Scenario</w:t>
             </w:r>
           </w:p>
@@ -1657,7 +1640,7 @@
                 <w:kern w:val="0"/>
                 <w14:ligatures w14:val="none"/>
               </w:rPr>
-              <w:t>Low</w:t>
+              <w:t>50</w:t>
             </w:r>
           </w:p>
         </w:tc>
@@ -1735,7 +1718,7 @@
                 <w:kern w:val="0"/>
                 <w14:ligatures w14:val="none"/>
               </w:rPr>
-              <w:t>Low</w:t>
+              <w:t>50</w:t>
             </w:r>
           </w:p>
         </w:tc>
@@ -1812,7 +1795,7 @@
                 <w:kern w:val="0"/>
                 <w14:ligatures w14:val="none"/>
               </w:rPr>
-              <w:t>High</w:t>
+              <w:t>100</w:t>
             </w:r>
           </w:p>
         </w:tc>
@@ -1890,7 +1873,7 @@
                 <w:kern w:val="0"/>
                 <w14:ligatures w14:val="none"/>
               </w:rPr>
-              <w:t>High</w:t>
+              <w:t>100</w:t>
             </w:r>
           </w:p>
         </w:tc>
@@ -2009,7 +1992,7 @@
         </w:rPr>
         <w:t xml:space="preserve"> </w:t>
       </w:r>
-      <w:commentRangeStart w:id="2"/>
+      <w:commentRangeStart w:id="0"/>
       <w:r>
         <w:rPr>
           <w:rFonts w:eastAsia="Times New Roman"/>
@@ -2018,7 +2001,7 @@
         </w:rPr>
         <w:t>will be tested and reported.</w:t>
       </w:r>
-      <w:commentRangeEnd w:id="2"/>
+      <w:commentRangeEnd w:id="0"/>
       <w:r>
         <w:rPr>
           <w:rStyle w:val="CommentReference"/>
@@ -2028,7 +2011,7 @@
           <w:szCs w:val="24"/>
           <w14:ligatures w14:val="none"/>
         </w:rPr>
-        <w:commentReference w:id="2"/>
+        <w:commentReference w:id="0"/>
       </w:r>
       <w:r>
         <w:rPr>
@@ -2059,6 +2042,30 @@
         </w:rPr>
         <w:t xml:space="preserve">Results </w:t>
       </w:r>
+    </w:p>
+    <w:p>
+      <w:pPr>
+        <w:rPr>
+          <w:b/>
+          <w:bCs/>
+        </w:rPr>
+      </w:pPr>
+    </w:p>
+    <w:p>
+      <w:pPr>
+        <w:rPr>
+          <w:b/>
+          <w:bCs/>
+        </w:rPr>
+      </w:pPr>
+    </w:p>
+    <w:p>
+      <w:pPr>
+        <w:rPr>
+          <w:b/>
+          <w:bCs/>
+        </w:rPr>
+      </w:pPr>
     </w:p>
     <w:sectPr>
       <w:headerReference w:type="default" r:id="rId12"/>
@@ -2075,41 +2082,7 @@
 
 <file path=word/comments.xml><?xml version="1.0" encoding="utf-8"?>
 <w:comments xmlns:wpc="http://schemas.microsoft.com/office/word/2010/wordprocessingCanvas" xmlns:cx="http://schemas.microsoft.com/office/drawing/2014/chartex" xmlns:cx1="http://schemas.microsoft.com/office/drawing/2015/9/8/chartex" xmlns:cx2="http://schemas.microsoft.com/office/drawing/2015/10/21/chartex" xmlns:cx3="http://schemas.microsoft.com/office/drawing/2016/5/9/chartex" xmlns:cx4="http://schemas.microsoft.com/office/drawing/2016/5/10/chartex" xmlns:cx5="http://schemas.microsoft.com/office/drawing/2016/5/11/chartex" xmlns:cx6="http://schemas.microsoft.com/office/drawing/2016/5/12/chartex" xmlns:cx7="http://schemas.microsoft.com/office/drawing/2016/5/13/chartex" xmlns:cx8="http://schemas.microsoft.com/office/drawing/2016/5/14/chartex" xmlns:mc="http://schemas.openxmlformats.org/markup-compatibility/2006" xmlns:aink="http://schemas.microsoft.com/office/drawing/2016/ink" xmlns:am3d="http://schemas.microsoft.com/office/drawing/2017/model3d" xmlns:o="urn:schemas-microsoft-com:office:office" xmlns:oel="http://schemas.microsoft.com/office/2019/extlst" xmlns:r="http://schemas.openxmlformats.org/officeDocument/2006/relationships" xmlns:m="http://schemas.openxmlformats.org/officeDocument/2006/math" xmlns:v="urn:schemas-microsoft-com:vml" xmlns:wp14="http://schemas.microsoft.com/office/word/2010/wordprocessingDrawing" xmlns:wp="http://schemas.openxmlformats.org/drawingml/2006/wordprocessingDrawing" xmlns:w10="urn:schemas-microsoft-com:office:word" xmlns:w="http://schemas.openxmlformats.org/wordprocessingml/2006/main" xmlns:w14="http://schemas.microsoft.com/office/word/2010/wordml" xmlns:w15="http://schemas.microsoft.com/office/word/2012/wordml" xmlns:w16cex="http://schemas.microsoft.com/office/word/2018/wordml/cex" xmlns:w16cid="http://schemas.microsoft.com/office/word/2016/wordml/cid" xmlns:w16="http://schemas.microsoft.com/office/word/2018/wordml" xmlns:w16du="http://schemas.microsoft.com/office/word/2023/wordml/word16du" xmlns:w16sdtdh="http://schemas.microsoft.com/office/word/2020/wordml/sdtdatahash" xmlns:w16sdtfl="http://schemas.microsoft.com/office/word/2024/wordml/sdtformatlock" xmlns:w16se="http://schemas.microsoft.com/office/word/2015/wordml/symex" xmlns:wpg="http://schemas.microsoft.com/office/word/2010/wordprocessingGroup" xmlns:wpi="http://schemas.microsoft.com/office/word/2010/wordprocessingInk" xmlns:wne="http://schemas.microsoft.com/office/word/2006/wordml" xmlns:wps="http://schemas.microsoft.com/office/word/2010/wordprocessingShape" mc:Ignorable="w14 w15 w16se w16cid w16 w16cex w16sdtdh w16sdtfl w16du wp14">
-  <w:comment w:id="0" w:author="Begum Akkas" w:date="2026-05-19T11:35:00Z" w:initials="BA">
-    <w:p>
-      <w:r>
-        <w:rPr>
-          <w:rStyle w:val="CommentReference"/>
-        </w:rPr>
-        <w:annotationRef/>
-      </w:r>
-      <w:r>
-        <w:rPr>
-          <w:sz w:val="20"/>
-          <w:szCs w:val="20"/>
-        </w:rPr>
-        <w:t>remove most likely</w:t>
-      </w:r>
-    </w:p>
-  </w:comment>
-  <w:comment w:id="1" w:author="Begum Akkas" w:date="2026-05-18T16:31:00Z" w:initials="BA">
-    <w:p>
-      <w:r>
-        <w:rPr>
-          <w:rStyle w:val="CommentReference"/>
-        </w:rPr>
-        <w:annotationRef/>
-      </w:r>
-      <w:r>
-        <w:rPr>
-          <w:sz w:val="20"/>
-          <w:szCs w:val="20"/>
-        </w:rPr>
-        <w:t>changed it to be deterministic instead of probabilistic -- update this accordingly</w:t>
-      </w:r>
-    </w:p>
-  </w:comment>
-  <w:comment w:id="2" w:author="Begum Akkas" w:date="2026-05-14T19:10:00Z" w:initials="BA">
+  <w:comment w:id="0" w:author="Begum Akkas" w:date="2026-05-14T19:10:00Z" w:initials="BA">
     <w:p>
       <w:r>
         <w:rPr>
@@ -2131,24 +2104,18 @@
 
 <file path=word/commentsExtended.xml><?xml version="1.0" encoding="utf-8"?>
 <w15:commentsEx xmlns:wpc="http://schemas.microsoft.com/office/word/2010/wordprocessingCanvas" xmlns:cx="http://schemas.microsoft.com/office/drawing/2014/chartex" xmlns:cx1="http://schemas.microsoft.com/office/drawing/2015/9/8/chartex" xmlns:cx2="http://schemas.microsoft.com/office/drawing/2015/10/21/chartex" xmlns:cx3="http://schemas.microsoft.com/office/drawing/2016/5/9/chartex" xmlns:cx4="http://schemas.microsoft.com/office/drawing/2016/5/10/chartex" xmlns:cx5="http://schemas.microsoft.com/office/drawing/2016/5/11/chartex" xmlns:cx6="http://schemas.microsoft.com/office/drawing/2016/5/12/chartex" xmlns:cx7="http://schemas.microsoft.com/office/drawing/2016/5/13/chartex" xmlns:cx8="http://schemas.microsoft.com/office/drawing/2016/5/14/chartex" xmlns:mc="http://schemas.openxmlformats.org/markup-compatibility/2006" xmlns:aink="http://schemas.microsoft.com/office/drawing/2016/ink" xmlns:am3d="http://schemas.microsoft.com/office/drawing/2017/model3d" xmlns:o="urn:schemas-microsoft-com:office:office" xmlns:oel="http://schemas.microsoft.com/office/2019/extlst" xmlns:r="http://schemas.openxmlformats.org/officeDocument/2006/relationships" xmlns:m="http://schemas.openxmlformats.org/officeDocument/2006/math" xmlns:v="urn:schemas-microsoft-com:vml" xmlns:wp14="http://schemas.microsoft.com/office/word/2010/wordprocessingDrawing" xmlns:wp="http://schemas.openxmlformats.org/drawingml/2006/wordprocessingDrawing" xmlns:w10="urn:schemas-microsoft-com:office:word" xmlns:w="http://schemas.openxmlformats.org/wordprocessingml/2006/main" xmlns:w14="http://schemas.microsoft.com/office/word/2010/wordml" xmlns:w15="http://schemas.microsoft.com/office/word/2012/wordml" xmlns:w16cex="http://schemas.microsoft.com/office/word/2018/wordml/cex" xmlns:w16cid="http://schemas.microsoft.com/office/word/2016/wordml/cid" xmlns:w16="http://schemas.microsoft.com/office/word/2018/wordml" xmlns:w16du="http://schemas.microsoft.com/office/word/2023/wordml/word16du" xmlns:w16sdtdh="http://schemas.microsoft.com/office/word/2020/wordml/sdtdatahash" xmlns:w16sdtfl="http://schemas.microsoft.com/office/word/2024/wordml/sdtformatlock" xmlns:w16se="http://schemas.microsoft.com/office/word/2015/wordml/symex" xmlns:wpg="http://schemas.microsoft.com/office/word/2010/wordprocessingGroup" xmlns:wpi="http://schemas.microsoft.com/office/word/2010/wordprocessingInk" xmlns:wne="http://schemas.microsoft.com/office/word/2006/wordml" xmlns:wps="http://schemas.microsoft.com/office/word/2010/wordprocessingShape" mc:Ignorable="w14 w15 w16se w16cid w16 w16cex w16sdtdh w16sdtfl w16du wp14">
-  <w15:commentEx w15:paraId="76FADAAF" w15:done="0"/>
-  <w15:commentEx w15:paraId="49F75B3D" w15:done="0"/>
   <w15:commentEx w15:paraId="27BA0FFB" w15:done="0"/>
 </w15:commentsEx>
 </file>
 
 <file path=word/commentsExtensible.xml><?xml version="1.0" encoding="utf-8"?>
 <w16cex:commentsExtensible xmlns:wpc="http://schemas.microsoft.com/office/word/2010/wordprocessingCanvas" xmlns:cx="http://schemas.microsoft.com/office/drawing/2014/chartex" xmlns:cx1="http://schemas.microsoft.com/office/drawing/2015/9/8/chartex" xmlns:cx2="http://schemas.microsoft.com/office/drawing/2015/10/21/chartex" xmlns:cx3="http://schemas.microsoft.com/office/drawing/2016/5/9/chartex" xmlns:cx4="http://schemas.microsoft.com/office/drawing/2016/5/10/chartex" xmlns:cx5="http://schemas.microsoft.com/office/drawing/2016/5/11/chartex" xmlns:cx6="http://schemas.microsoft.com/office/drawing/2016/5/12/chartex" xmlns:cx7="http://schemas.microsoft.com/office/drawing/2016/5/13/chartex" xmlns:cx8="http://schemas.microsoft.com/office/drawing/2016/5/14/chartex" xmlns:cr="http://schemas.microsoft.com/office/comments/2020/reactions" xmlns:mc="http://schemas.openxmlformats.org/markup-compatibility/2006" xmlns:aink="http://schemas.microsoft.com/office/drawing/2016/ink" xmlns:am3d="http://schemas.microsoft.com/office/drawing/2017/model3d" xmlns:o="urn:schemas-microsoft-com:office:office" xmlns:oel="http://schemas.microsoft.com/office/2019/extlst" xmlns:r="http://schemas.openxmlformats.org/officeDocument/2006/relationships" xmlns:m="http://schemas.openxmlformats.org/officeDocument/2006/math" xmlns:v="urn:schemas-microsoft-com:vml" xmlns:wp14="http://schemas.microsoft.com/office/word/2010/wordprocessingDrawing" xmlns:wp="http://schemas.openxmlformats.org/drawingml/2006/wordprocessingDrawing" xmlns:w10="urn:schemas-microsoft-com:office:word" xmlns:w="http://schemas.openxmlformats.org/wordprocessingml/2006/main" xmlns:w14="http://schemas.microsoft.com/office/word/2010/wordml" xmlns:w15="http://schemas.microsoft.com/office/word/2012/wordml" xmlns:w16cex="http://schemas.microsoft.com/office/word/2018/wordml/cex" xmlns:w16cid="http://schemas.microsoft.com/office/word/2016/wordml/cid" xmlns:w16="http://schemas.microsoft.com/office/word/2018/wordml" xmlns:w16du="http://schemas.microsoft.com/office/word/2023/wordml/word16du" xmlns:w16sdtdh="http://schemas.microsoft.com/office/word/2020/wordml/sdtdatahash" xmlns:w16sdtfl="http://schemas.microsoft.com/office/word/2024/wordml/sdtformatlock" xmlns:w16se="http://schemas.microsoft.com/office/word/2015/wordml/symex" xmlns:wpg="http://schemas.microsoft.com/office/word/2010/wordprocessingGroup" xmlns:wpi="http://schemas.microsoft.com/office/word/2010/wordprocessingInk" xmlns:wne="http://schemas.microsoft.com/office/word/2006/wordml" xmlns:wps="http://schemas.microsoft.com/office/word/2010/wordprocessingShape" mc:Ignorable="w14 w15 w16se w16cid w16 w16cex w16sdtdh w16sdtfl cr w16du wp14">
-  <w16cex:commentExtensible w16cex:durableId="01038D8F" w16cex:dateUtc="2026-05-19T16:35:00Z"/>
-  <w16cex:commentExtensible w16cex:durableId="333294E4" w16cex:dateUtc="2026-05-18T21:31:00Z"/>
   <w16cex:commentExtensible w16cex:durableId="531C6452" w16cex:dateUtc="2026-05-15T00:10:00Z"/>
 </w16cex:commentsExtensible>
 </file>
 
 <file path=word/commentsIds.xml><?xml version="1.0" encoding="utf-8"?>
 <w16cid:commentsIds xmlns:wpc="http://schemas.microsoft.com/office/word/2010/wordprocessingCanvas" xmlns:cx="http://schemas.microsoft.com/office/drawing/2014/chartex" xmlns:cx1="http://schemas.microsoft.com/office/drawing/2015/9/8/chartex" xmlns:cx2="http://schemas.microsoft.com/office/drawing/2015/10/21/chartex" xmlns:cx3="http://schemas.microsoft.com/office/drawing/2016/5/9/chartex" xmlns:cx4="http://schemas.microsoft.com/office/drawing/2016/5/10/chartex" xmlns:cx5="http://schemas.microsoft.com/office/drawing/2016/5/11/chartex" xmlns:cx6="http://schemas.microsoft.com/office/drawing/2016/5/12/chartex" xmlns:cx7="http://schemas.microsoft.com/office/drawing/2016/5/13/chartex" xmlns:cx8="http://schemas.microsoft.com/office/drawing/2016/5/14/chartex" xmlns:mc="http://schemas.openxmlformats.org/markup-compatibility/2006" xmlns:aink="http://schemas.microsoft.com/office/drawing/2016/ink" xmlns:am3d="http://schemas.microsoft.com/office/drawing/2017/model3d" xmlns:o="urn:schemas-microsoft-com:office:office" xmlns:oel="http://schemas.microsoft.com/office/2019/extlst" xmlns:r="http://schemas.openxmlformats.org/officeDocument/2006/relationships" xmlns:m="http://schemas.openxmlformats.org/officeDocument/2006/math" xmlns:v="urn:schemas-microsoft-com:vml" xmlns:wp14="http://schemas.microsoft.com/office/word/2010/wordprocessingDrawing" xmlns:wp="http://schemas.openxmlformats.org/drawingml/2006/wordprocessingDrawing" xmlns:w10="urn:schemas-microsoft-com:office:word" xmlns:w="http://schemas.openxmlformats.org/wordprocessingml/2006/main" xmlns:w14="http://schemas.microsoft.com/office/word/2010/wordml" xmlns:w15="http://schemas.microsoft.com/office/word/2012/wordml" xmlns:w16cex="http://schemas.microsoft.com/office/word/2018/wordml/cex" xmlns:w16cid="http://schemas.microsoft.com/office/word/2016/wordml/cid" xmlns:w16="http://schemas.microsoft.com/office/word/2018/wordml" xmlns:w16du="http://schemas.microsoft.com/office/word/2023/wordml/word16du" xmlns:w16sdtdh="http://schemas.microsoft.com/office/word/2020/wordml/sdtdatahash" xmlns:w16sdtfl="http://schemas.microsoft.com/office/word/2024/wordml/sdtformatlock" xmlns:w16se="http://schemas.microsoft.com/office/word/2015/wordml/symex" xmlns:wpg="http://schemas.microsoft.com/office/word/2010/wordprocessingGroup" xmlns:wpi="http://schemas.microsoft.com/office/word/2010/wordprocessingInk" xmlns:wne="http://schemas.microsoft.com/office/word/2006/wordml" xmlns:wps="http://schemas.microsoft.com/office/word/2010/wordprocessingShape" mc:Ignorable="w14 w15 w16se w16cid w16 w16cex w16sdtdh w16sdtfl w16du wp14">
-  <w16cid:commentId w16cid:paraId="76FADAAF" w16cid:durableId="01038D8F"/>
-  <w16cid:commentId w16cid:paraId="49F75B3D" w16cid:durableId="333294E4"/>
   <w16cid:commentId w16cid:paraId="27BA0FFB" w16cid:durableId="531C6452"/>
 </w16cid:commentsIds>
 </file>

--- a/Paper_Draft.docx
+++ b/Paper_Draft.docx
@@ -2067,6 +2067,70 @@
         </w:rPr>
       </w:pPr>
     </w:p>
+    <w:p>
+      <w:pPr>
+        <w:pStyle w:val="ListParagraph"/>
+        <w:numPr>
+          <w:ilvl w:val="0"/>
+          <w:numId w:val="5"/>
+        </w:numPr>
+      </w:pPr>
+      <w:r>
+        <w:t xml:space="preserve">Changing safety from 1 to 2 has a big impact on whether low, coverage connected beats high coverage, fragmented </w:t>
+      </w:r>
+    </w:p>
+    <w:p>
+      <w:pPr>
+        <w:pStyle w:val="ListParagraph"/>
+        <w:numPr>
+          <w:ilvl w:val="1"/>
+          <w:numId w:val="5"/>
+        </w:numPr>
+      </w:pPr>
+      <w:r>
+        <w:t>The added safety from bike lanes needs to be sufficiently greater than biking on the ride (could be supported with other research about bike fatalities on non-lane roads)</w:t>
+      </w:r>
+    </w:p>
+    <w:p>
+      <w:pPr>
+        <w:pStyle w:val="ListParagraph"/>
+        <w:numPr>
+          <w:ilvl w:val="0"/>
+          <w:numId w:val="5"/>
+        </w:numPr>
+      </w:pPr>
+      <w:r>
+        <w:t xml:space="preserve">Car cost is also critical for general bike mode share </w:t>
+      </w:r>
+    </w:p>
+    <w:p>
+      <w:pPr>
+        <w:pStyle w:val="ListParagraph"/>
+        <w:numPr>
+          <w:ilvl w:val="0"/>
+          <w:numId w:val="5"/>
+        </w:numPr>
+      </w:pPr>
+      <w:r>
+        <w:t xml:space="preserve">I changed stopping condition to just be N steps since model converges very quickly </w:t>
+      </w:r>
+    </w:p>
+    <w:p>
+      <w:pPr>
+        <w:rPr>
+          <w:b/>
+          <w:bCs/>
+        </w:rPr>
+      </w:pPr>
+    </w:p>
+    <w:p>
+      <w:pPr>
+        <w:rPr>
+          <w:b/>
+          <w:bCs/>
+        </w:rPr>
+      </w:pPr>
+    </w:p>
     <w:sectPr>
       <w:headerReference w:type="default" r:id="rId12"/>
       <w:footerReference w:type="even" r:id="rId13"/>
@@ -2736,6 +2800,119 @@
       </w:rPr>
     </w:lvl>
   </w:abstractNum>
+  <w:abstractNum w:abstractNumId="4" w15:restartNumberingAfterBreak="0">
+    <w:nsid w:val="5DB949CC"/>
+    <w:multiLevelType w:val="hybridMultilevel"/>
+    <w:tmpl w:val="534622C0"/>
+    <w:lvl w:ilvl="0" w:tplc="A35A24E2">
+      <w:start w:val="2"/>
+      <w:numFmt w:val="bullet"/>
+      <w:lvlText w:val="-"/>
+      <w:lvlJc w:val="left"/>
+      <w:pPr>
+        <w:ind w:left="720" w:hanging="360"/>
+      </w:pPr>
+      <w:rPr>
+        <w:rFonts w:ascii="Times New Roman" w:eastAsiaTheme="minorEastAsia" w:hAnsi="Times New Roman" w:cs="Times New Roman" w:hint="default"/>
+      </w:rPr>
+    </w:lvl>
+    <w:lvl w:ilvl="1" w:tplc="04090003">
+      <w:start w:val="1"/>
+      <w:numFmt w:val="bullet"/>
+      <w:lvlText w:val="o"/>
+      <w:lvlJc w:val="left"/>
+      <w:pPr>
+        <w:ind w:left="1440" w:hanging="360"/>
+      </w:pPr>
+      <w:rPr>
+        <w:rFonts w:ascii="Courier New" w:hAnsi="Courier New" w:cs="Courier New" w:hint="default"/>
+      </w:rPr>
+    </w:lvl>
+    <w:lvl w:ilvl="2" w:tplc="04090005" w:tentative="1">
+      <w:start w:val="1"/>
+      <w:numFmt w:val="bullet"/>
+      <w:lvlText w:val=""/>
+      <w:lvlJc w:val="left"/>
+      <w:pPr>
+        <w:ind w:left="2160" w:hanging="360"/>
+      </w:pPr>
+      <w:rPr>
+        <w:rFonts w:ascii="Wingdings" w:hAnsi="Wingdings" w:hint="default"/>
+      </w:rPr>
+    </w:lvl>
+    <w:lvl w:ilvl="3" w:tplc="04090001" w:tentative="1">
+      <w:start w:val="1"/>
+      <w:numFmt w:val="bullet"/>
+      <w:lvlText w:val=""/>
+      <w:lvlJc w:val="left"/>
+      <w:pPr>
+        <w:ind w:left="2880" w:hanging="360"/>
+      </w:pPr>
+      <w:rPr>
+        <w:rFonts w:ascii="Symbol" w:hAnsi="Symbol" w:hint="default"/>
+      </w:rPr>
+    </w:lvl>
+    <w:lvl w:ilvl="4" w:tplc="04090003" w:tentative="1">
+      <w:start w:val="1"/>
+      <w:numFmt w:val="bullet"/>
+      <w:lvlText w:val="o"/>
+      <w:lvlJc w:val="left"/>
+      <w:pPr>
+        <w:ind w:left="3600" w:hanging="360"/>
+      </w:pPr>
+      <w:rPr>
+        <w:rFonts w:ascii="Courier New" w:hAnsi="Courier New" w:cs="Courier New" w:hint="default"/>
+      </w:rPr>
+    </w:lvl>
+    <w:lvl w:ilvl="5" w:tplc="04090005" w:tentative="1">
+      <w:start w:val="1"/>
+      <w:numFmt w:val="bullet"/>
+      <w:lvlText w:val=""/>
+      <w:lvlJc w:val="left"/>
+      <w:pPr>
+        <w:ind w:left="4320" w:hanging="360"/>
+      </w:pPr>
+      <w:rPr>
+        <w:rFonts w:ascii="Wingdings" w:hAnsi="Wingdings" w:hint="default"/>
+      </w:rPr>
+    </w:lvl>
+    <w:lvl w:ilvl="6" w:tplc="04090001" w:tentative="1">
+      <w:start w:val="1"/>
+      <w:numFmt w:val="bullet"/>
+      <w:lvlText w:val=""/>
+      <w:lvlJc w:val="left"/>
+      <w:pPr>
+        <w:ind w:left="5040" w:hanging="360"/>
+      </w:pPr>
+      <w:rPr>
+        <w:rFonts w:ascii="Symbol" w:hAnsi="Symbol" w:hint="default"/>
+      </w:rPr>
+    </w:lvl>
+    <w:lvl w:ilvl="7" w:tplc="04090003" w:tentative="1">
+      <w:start w:val="1"/>
+      <w:numFmt w:val="bullet"/>
+      <w:lvlText w:val="o"/>
+      <w:lvlJc w:val="left"/>
+      <w:pPr>
+        <w:ind w:left="5760" w:hanging="360"/>
+      </w:pPr>
+      <w:rPr>
+        <w:rFonts w:ascii="Courier New" w:hAnsi="Courier New" w:cs="Courier New" w:hint="default"/>
+      </w:rPr>
+    </w:lvl>
+    <w:lvl w:ilvl="8" w:tplc="04090005" w:tentative="1">
+      <w:start w:val="1"/>
+      <w:numFmt w:val="bullet"/>
+      <w:lvlText w:val=""/>
+      <w:lvlJc w:val="left"/>
+      <w:pPr>
+        <w:ind w:left="6480" w:hanging="360"/>
+      </w:pPr>
+      <w:rPr>
+        <w:rFonts w:ascii="Wingdings" w:hAnsi="Wingdings" w:hint="default"/>
+      </w:rPr>
+    </w:lvl>
+  </w:abstractNum>
   <w:num w:numId="1" w16cid:durableId="457379887">
     <w:abstractNumId w:val="3"/>
   </w:num>
@@ -2747,6 +2924,9 @@
   </w:num>
   <w:num w:numId="4" w16cid:durableId="2129814757">
     <w:abstractNumId w:val="1"/>
+  </w:num>
+  <w:num w:numId="5" w16cid:durableId="71243028">
+    <w:abstractNumId w:val="4"/>
   </w:num>
 </w:numbering>
 </file>

--- a/Paper_Draft.docx
+++ b/Paper_Draft.docx
@@ -116,7 +116,16 @@
     <w:p/>
     <w:p>
       <w:r>
-        <w:t>This finding is situated within a broader literature on cycling network connectivity. Buijink et al. (2024), in a scoping review of connectivity measures and their effects on cycling, distinguish between area-based metrics such as lane-miles per unit area and network-based metrics that capture reachability and path directness. They find that while lane coverage is associated with higher cycling rates, network-based measures provide additional explanatory power that coverage counts alone cannot capture. This distinction is central to the research question of this paper: lane coverage and connectivity are related but separable properties of a bike lane network, and their independent effects on mode choice remain underexplored.</w:t>
+        <w:t xml:space="preserve">This finding is situated within a broader literature on cycling network connectivity. </w:t>
+      </w:r>
+      <w:r>
+        <w:t>Schön</w:t>
+      </w:r>
+      <w:r>
+        <w:t xml:space="preserve"> </w:t>
+      </w:r>
+      <w:r>
+        <w:t>et al. (2024), in a scoping review of connectivity measures and their effects on cycling, distinguish between area-based metrics such as lane-miles per unit area and network-based metrics that capture reachability and path directness. They find that while lane coverage is associated with higher cycling rates, network-based measures provide additional explanatory power that coverage counts alone cannot capture. This distinction is central to the research question of this paper: lane coverage and connectivity are related but separable properties of a bike lane network, and their independent effects on mode choice remain underexplored.</w:t>
       </w:r>
     </w:p>
     <w:p/>
@@ -150,7 +159,10 @@
     <w:p/>
     <w:p>
       <w:r>
-        <w:t>More recently, Jafari et al. (2025) developed a city-scale ABM for Greater Melbourne to evaluate the impact of the city's Strategic Cycling Corridors, a planned network of connected high-priority routes. Their simulations found that full corridor implementation produced an approximately 30% increase in cycling use, yet even after full implementation, about half of the lengths of routed bikeable trips still occurred on roads without any cycling infrastructure. This underscores that lane connectivity, while impactful, is insufficient on its own. Their finding that travel time significantly influenced mode choice across all demographic clusters also informs the cost function used in this model, where biking is assumed to take longer than driving for equivalent distances, creating a realistic tradeoff that infrastructure quality must partially offset.</w:t>
+        <w:t>More recently, Jafari et al. (2025) developed a city-scale ABM for Greater Melbourne to evaluate the impact of the city's Strategic Cycling Corridors, a planned network of connected high-priority routes. T</w:t>
+      </w:r>
+      <w:r>
+        <w:t>heir simulations found that full corridor implementation produced an approximately 30% increase in cycling use, yet even after full implementation, about half of the lengths of routed bikeable trips still occurred on roads without any cycling infrastructure. This underscores that lane connectivity, while impactful, is insufficient on its own. Their finding that travel time significantly influenced mode choice across all demographic clusters also informs the cost function used in this model, where biking is assumed to take longer than driving for equivalent distances, creating a realistic tradeoff that infrastructure quality must partially offset.</w:t>
       </w:r>
     </w:p>
     <w:p/>
@@ -198,17 +210,17 @@
         <w:spacing w:before="100" w:beforeAutospacing="1" w:after="100" w:afterAutospacing="1"/>
         <w:rPr>
           <w:rFonts w:eastAsia="Times New Roman"/>
-          <w:i/>
-          <w:iCs/>
-          <w:kern w:val="0"/>
-          <w14:ligatures w14:val="none"/>
-        </w:rPr>
-      </w:pPr>
-      <w:r>
-        <w:rPr>
-          <w:rFonts w:eastAsia="Times New Roman"/>
-          <w:i/>
-          <w:iCs/>
+          <w:b/>
+          <w:bCs/>
+          <w:kern w:val="0"/>
+          <w14:ligatures w14:val="none"/>
+        </w:rPr>
+      </w:pPr>
+      <w:r>
+        <w:rPr>
+          <w:rFonts w:eastAsia="Times New Roman"/>
+          <w:b/>
+          <w:bCs/>
           <w:kern w:val="0"/>
           <w14:ligatures w14:val="none"/>
         </w:rPr>
@@ -317,17 +329,17 @@
         <w:spacing w:before="100" w:beforeAutospacing="1" w:after="100" w:afterAutospacing="1"/>
         <w:rPr>
           <w:rFonts w:eastAsia="Times New Roman"/>
-          <w:i/>
-          <w:iCs/>
-          <w:kern w:val="0"/>
-          <w14:ligatures w14:val="none"/>
-        </w:rPr>
-      </w:pPr>
-      <w:r>
-        <w:rPr>
-          <w:rFonts w:eastAsia="Times New Roman"/>
-          <w:i/>
-          <w:iCs/>
+          <w:b/>
+          <w:bCs/>
+          <w:kern w:val="0"/>
+          <w14:ligatures w14:val="none"/>
+        </w:rPr>
+      </w:pPr>
+      <w:r>
+        <w:rPr>
+          <w:rFonts w:eastAsia="Times New Roman"/>
+          <w:b/>
+          <w:bCs/>
           <w:kern w:val="0"/>
           <w14:ligatures w14:val="none"/>
         </w:rPr>
@@ -438,17 +450,17 @@
         <w:spacing w:before="100" w:beforeAutospacing="1" w:after="100" w:afterAutospacing="1"/>
         <w:rPr>
           <w:rFonts w:eastAsia="Times New Roman"/>
-          <w:i/>
-          <w:iCs/>
-          <w:kern w:val="0"/>
-          <w14:ligatures w14:val="none"/>
-        </w:rPr>
-      </w:pPr>
-      <w:r>
-        <w:rPr>
-          <w:rFonts w:eastAsia="Times New Roman"/>
-          <w:i/>
-          <w:iCs/>
+          <w:b/>
+          <w:bCs/>
+          <w:kern w:val="0"/>
+          <w14:ligatures w14:val="none"/>
+        </w:rPr>
+      </w:pPr>
+      <w:r>
+        <w:rPr>
+          <w:rFonts w:eastAsia="Times New Roman"/>
+          <w:b/>
+          <w:bCs/>
           <w:kern w:val="0"/>
           <w14:ligatures w14:val="none"/>
         </w:rPr>
@@ -486,17 +498,17 @@
         <w:spacing w:before="100" w:beforeAutospacing="1" w:after="100" w:afterAutospacing="1"/>
         <w:rPr>
           <w:rFonts w:eastAsia="Times New Roman"/>
-          <w:i/>
-          <w:iCs/>
-          <w:kern w:val="0"/>
-          <w14:ligatures w14:val="none"/>
-        </w:rPr>
-      </w:pPr>
-      <w:r>
-        <w:rPr>
-          <w:rFonts w:eastAsia="Times New Roman"/>
-          <w:i/>
-          <w:iCs/>
+          <w:b/>
+          <w:bCs/>
+          <w:kern w:val="0"/>
+          <w14:ligatures w14:val="none"/>
+        </w:rPr>
+      </w:pPr>
+      <w:r>
+        <w:rPr>
+          <w:rFonts w:eastAsia="Times New Roman"/>
+          <w:b/>
+          <w:bCs/>
           <w:kern w:val="0"/>
           <w14:ligatures w14:val="none"/>
         </w:rPr>
@@ -965,17 +977,17 @@
         <w:spacing w:before="100" w:beforeAutospacing="1" w:after="100" w:afterAutospacing="1"/>
         <w:rPr>
           <w:rFonts w:eastAsia="Times New Roman"/>
-          <w:i/>
-          <w:iCs/>
-          <w:kern w:val="0"/>
-          <w14:ligatures w14:val="none"/>
-        </w:rPr>
-      </w:pPr>
-      <w:r>
-        <w:rPr>
-          <w:rFonts w:eastAsia="Times New Roman"/>
-          <w:i/>
-          <w:iCs/>
+          <w:b/>
+          <w:bCs/>
+          <w:kern w:val="0"/>
+          <w14:ligatures w14:val="none"/>
+        </w:rPr>
+      </w:pPr>
+      <w:r>
+        <w:rPr>
+          <w:rFonts w:eastAsia="Times New Roman"/>
+          <w:b/>
+          <w:bCs/>
           <w:kern w:val="0"/>
           <w14:ligatures w14:val="none"/>
         </w:rPr>
@@ -1353,17 +1365,17 @@
         <w:spacing w:before="100" w:beforeAutospacing="1" w:after="100" w:afterAutospacing="1"/>
         <w:rPr>
           <w:rFonts w:eastAsia="Times New Roman"/>
-          <w:i/>
-          <w:iCs/>
-          <w:kern w:val="0"/>
-          <w14:ligatures w14:val="none"/>
-        </w:rPr>
-      </w:pPr>
-      <w:r>
-        <w:rPr>
-          <w:rFonts w:eastAsia="Times New Roman"/>
-          <w:i/>
-          <w:iCs/>
+          <w:b/>
+          <w:bCs/>
+          <w:kern w:val="0"/>
+          <w14:ligatures w14:val="none"/>
+        </w:rPr>
+      </w:pPr>
+      <w:r>
+        <w:rPr>
+          <w:rFonts w:eastAsia="Times New Roman"/>
+          <w:b/>
+          <w:bCs/>
           <w:kern w:val="0"/>
           <w14:ligatures w14:val="none"/>
         </w:rPr>
@@ -1418,7 +1430,15 @@
           <w:kern w:val="0"/>
           <w14:ligatures w14:val="none"/>
         </w:rPr>
-        <w:t>while holding all other parameters constant:</w:t>
+        <w:t>while holding all other parameters constant</w:t>
+      </w:r>
+      <w:r>
+        <w:rPr>
+          <w:rFonts w:eastAsia="Times New Roman"/>
+          <w:kern w:val="0"/>
+          <w14:ligatures w14:val="none"/>
+        </w:rPr>
+        <w:t xml:space="preserve">. Parameter values were selected to produce realistic baseline mode shares. </w:t>
       </w:r>
     </w:p>
     <w:tbl>
@@ -1430,7 +1450,7 @@
       </w:tblPr>
       <w:tblGrid>
         <w:gridCol w:w="2996"/>
-        <w:gridCol w:w="1769"/>
+        <w:gridCol w:w="1437"/>
         <w:gridCol w:w="1523"/>
       </w:tblGrid>
       <w:tr>
@@ -1484,7 +1504,15 @@
                 <w:kern w:val="0"/>
                 <w14:ligatures w14:val="none"/>
               </w:rPr>
-              <w:t>Lane Coverage</w:t>
+              <w:t xml:space="preserve">Lane </w:t>
+            </w:r>
+            <w:r>
+              <w:rPr>
+                <w:rFonts w:eastAsia="Times New Roman"/>
+                <w:kern w:val="0"/>
+                <w14:ligatures w14:val="none"/>
+              </w:rPr>
+              <w:t>Count</w:t>
             </w:r>
           </w:p>
         </w:tc>
@@ -1926,17 +1954,17 @@
         <w:spacing w:before="100" w:beforeAutospacing="1" w:after="100" w:afterAutospacing="1"/>
         <w:rPr>
           <w:rFonts w:eastAsia="Times New Roman"/>
-          <w:i/>
-          <w:iCs/>
-          <w:kern w:val="0"/>
-          <w14:ligatures w14:val="none"/>
-        </w:rPr>
-      </w:pPr>
-      <w:r>
-        <w:rPr>
-          <w:rFonts w:eastAsia="Times New Roman"/>
-          <w:i/>
-          <w:iCs/>
+          <w:b/>
+          <w:bCs/>
+          <w:kern w:val="0"/>
+          <w14:ligatures w14:val="none"/>
+        </w:rPr>
+      </w:pPr>
+      <w:r>
+        <w:rPr>
+          <w:rFonts w:eastAsia="Times New Roman"/>
+          <w:b/>
+          <w:bCs/>
           <w:kern w:val="0"/>
           <w14:ligatures w14:val="none"/>
         </w:rPr>
@@ -1958,68 +1986,31 @@
           <w:kern w:val="0"/>
           <w14:ligatures w14:val="none"/>
         </w:rPr>
-        <w:t>Each run continues until mode share stabilizes or a maximum of 500 steps is reached. Stabilization is defined as a change in aggregate bike mode share of less than 5% over 10 consecutive steps. This threshold is treated as a modeling assumption and sensitivity to alternative thresholds</w:t>
-      </w:r>
-      <w:r>
-        <w:rPr>
-          <w:rFonts w:eastAsia="Times New Roman"/>
-          <w:kern w:val="0"/>
-          <w14:ligatures w14:val="none"/>
-        </w:rPr>
-        <w:t>,</w:t>
-      </w:r>
-      <w:r>
-        <w:rPr>
-          <w:rFonts w:eastAsia="Times New Roman"/>
-          <w:kern w:val="0"/>
-          <w14:ligatures w14:val="none"/>
-        </w:rPr>
-        <w:t xml:space="preserve"> such as 1% over 20 steps</w:t>
-      </w:r>
-      <w:r>
-        <w:rPr>
-          <w:rFonts w:eastAsia="Times New Roman"/>
-          <w:kern w:val="0"/>
-          <w14:ligatures w14:val="none"/>
-        </w:rPr>
-        <w:t>,</w:t>
-      </w:r>
-      <w:r>
-        <w:rPr>
-          <w:rFonts w:eastAsia="Times New Roman"/>
-          <w:kern w:val="0"/>
-          <w14:ligatures w14:val="none"/>
-        </w:rPr>
-        <w:t xml:space="preserve"> </w:t>
-      </w:r>
-      <w:commentRangeStart w:id="0"/>
-      <w:r>
-        <w:rPr>
-          <w:rFonts w:eastAsia="Times New Roman"/>
-          <w:kern w:val="0"/>
-          <w14:ligatures w14:val="none"/>
-        </w:rPr>
-        <w:t>will be tested and reported.</w:t>
-      </w:r>
-      <w:commentRangeEnd w:id="0"/>
-      <w:r>
-        <w:rPr>
-          <w:rStyle w:val="CommentReference"/>
-          <w:rFonts w:eastAsia="Times New Roman"/>
-          <w:kern w:val="0"/>
-          <w:sz w:val="24"/>
-          <w:szCs w:val="24"/>
-          <w14:ligatures w14:val="none"/>
-        </w:rPr>
-        <w:commentReference w:id="0"/>
-      </w:r>
-      <w:r>
-        <w:rPr>
-          <w:rFonts w:eastAsia="Times New Roman"/>
-          <w:kern w:val="0"/>
-          <w14:ligatures w14:val="none"/>
-        </w:rPr>
-        <w:t xml:space="preserve"> Equilibrium mode share is recorded as the average bike mode share over the final 10 steps of each run. Each scenario is run 20 times with different random seeds to account for stochastic variation in agent initialization and lane placement, and results are reported as means with confidence intervals across runs.</w:t>
+        <w:t xml:space="preserve">Ideally, each run continues until mode share stabilizes. </w:t>
+      </w:r>
+      <w:r>
+        <w:rPr>
+          <w:rFonts w:eastAsia="Times New Roman"/>
+          <w:kern w:val="0"/>
+          <w14:ligatures w14:val="none"/>
+        </w:rPr>
+        <w:t xml:space="preserve">Since the model converges within </w:t>
+      </w:r>
+      <w:r>
+        <w:rPr>
+          <w:rFonts w:eastAsia="Times New Roman"/>
+          <w:kern w:val="0"/>
+          <w14:ligatures w14:val="none"/>
+        </w:rPr>
+        <w:t>f</w:t>
+      </w:r>
+      <w:r>
+        <w:rPr>
+          <w:rFonts w:eastAsia="Times New Roman"/>
+          <w:kern w:val="0"/>
+          <w14:ligatures w14:val="none"/>
+        </w:rPr>
+        <w:t xml:space="preserve">ive to ten steps across all scenarios, a maximum of 100 steps was sufficient to capture equilibrium behavior. </w:t>
       </w:r>
     </w:p>
     <w:p/>
@@ -2045,75 +2036,599 @@
     </w:p>
     <w:p>
       <w:pPr>
+        <w:pStyle w:val="font-claude-response-body"/>
+      </w:pPr>
+      <w:r>
+        <w:t xml:space="preserve">Simulations were run across </w:t>
+      </w:r>
+      <w:r>
+        <w:t xml:space="preserve">the </w:t>
+      </w:r>
+      <w:r>
+        <w:t xml:space="preserve">four scenarios </w:t>
+      </w:r>
+      <w:r>
+        <w:t xml:space="preserve">described above, </w:t>
+      </w:r>
+      <w:r>
+        <w:t>with 20 runs per scenario using different random seeds. All runs used a fixed parameter set (β=0.5, γ=1.0, safety_bonus=2.0, car_cost=4.0) and a stopping condition of 100 steps, reflecting the model's rapid convergence to equilibrium typically within the first five to ten steps.</w:t>
+      </w:r>
+    </w:p>
+    <w:p>
+      <w:pPr>
+        <w:pStyle w:val="font-claude-response-body"/>
+      </w:pPr>
+    </w:p>
+    <w:p>
+      <w:pPr>
+        <w:pStyle w:val="font-claude-response-body"/>
+        <w:jc w:val="center"/>
+      </w:pPr>
+      <w:r>
+        <w:rPr>
+          <w:noProof/>
+          <w14:ligatures w14:val="standardContextual"/>
+        </w:rPr>
+        <w:lastRenderedPageBreak/>
+        <w:drawing>
+          <wp:inline distT="0" distB="0" distL="0" distR="0" wp14:anchorId="7EF91589" wp14:editId="6BFB1248">
+            <wp:extent cx="5172528" cy="3501957"/>
+            <wp:effectExtent l="0" t="0" r="0" b="3810"/>
+            <wp:docPr id="768978712" name="Picture 1"/>
+            <wp:cNvGraphicFramePr>
+              <a:graphicFrameLocks xmlns:a="http://schemas.openxmlformats.org/drawingml/2006/main" noChangeAspect="1"/>
+            </wp:cNvGraphicFramePr>
+            <a:graphic xmlns:a="http://schemas.openxmlformats.org/drawingml/2006/main">
+              <a:graphicData uri="http://schemas.openxmlformats.org/drawingml/2006/picture">
+                <pic:pic xmlns:pic="http://schemas.openxmlformats.org/drawingml/2006/picture">
+                  <pic:nvPicPr>
+                    <pic:cNvPr id="768978712" name="Picture 768978712"/>
+                    <pic:cNvPicPr/>
+                  </pic:nvPicPr>
+                  <pic:blipFill>
+                    <a:blip r:embed="rId8" cstate="print">
+                      <a:extLst>
+                        <a:ext uri="{28A0092B-C50C-407E-A947-70E740481C1C}">
+                          <a14:useLocalDpi xmlns:a14="http://schemas.microsoft.com/office/drawing/2010/main" val="0"/>
+                        </a:ext>
+                      </a:extLst>
+                    </a:blip>
+                    <a:stretch>
+                      <a:fillRect/>
+                    </a:stretch>
+                  </pic:blipFill>
+                  <pic:spPr>
+                    <a:xfrm>
+                      <a:off x="0" y="0"/>
+                      <a:ext cx="5226295" cy="3538359"/>
+                    </a:xfrm>
+                    <a:prstGeom prst="rect">
+                      <a:avLst/>
+                    </a:prstGeom>
+                  </pic:spPr>
+                </pic:pic>
+              </a:graphicData>
+            </a:graphic>
+          </wp:inline>
+        </w:drawing>
+      </w:r>
+    </w:p>
+    <w:p>
+      <w:pPr>
+        <w:pStyle w:val="font-claude-response-body"/>
+        <w:jc w:val="center"/>
+        <w:rPr>
+          <w:i/>
+          <w:iCs/>
+        </w:rPr>
+      </w:pPr>
+      <w:r>
+        <w:rPr>
+          <w:i/>
+          <w:iCs/>
+        </w:rPr>
+        <w:t>Figure 1: Mean Mode Share by Scenario</w:t>
+      </w:r>
+    </w:p>
+    <w:p>
+      <w:pPr>
+        <w:pStyle w:val="font-claude-response-body"/>
+        <w:jc w:val="center"/>
+      </w:pPr>
+      <w:r>
+        <w:rPr>
+          <w:noProof/>
+          <w14:ligatures w14:val="standardContextual"/>
+        </w:rPr>
+        <w:drawing>
+          <wp:inline distT="0" distB="0" distL="0" distR="0" wp14:anchorId="494A2F2E" wp14:editId="7FE414B3">
+            <wp:extent cx="5172075" cy="3619900"/>
+            <wp:effectExtent l="0" t="0" r="0" b="0"/>
+            <wp:docPr id="187303841" name="Picture 2"/>
+            <wp:cNvGraphicFramePr>
+              <a:graphicFrameLocks xmlns:a="http://schemas.openxmlformats.org/drawingml/2006/main" noChangeAspect="1"/>
+            </wp:cNvGraphicFramePr>
+            <a:graphic xmlns:a="http://schemas.openxmlformats.org/drawingml/2006/main">
+              <a:graphicData uri="http://schemas.openxmlformats.org/drawingml/2006/picture">
+                <pic:pic xmlns:pic="http://schemas.openxmlformats.org/drawingml/2006/picture">
+                  <pic:nvPicPr>
+                    <pic:cNvPr id="187303841" name="Picture 187303841"/>
+                    <pic:cNvPicPr/>
+                  </pic:nvPicPr>
+                  <pic:blipFill>
+                    <a:blip r:embed="rId9" cstate="print">
+                      <a:extLst>
+                        <a:ext uri="{28A0092B-C50C-407E-A947-70E740481C1C}">
+                          <a14:useLocalDpi xmlns:a14="http://schemas.microsoft.com/office/drawing/2010/main" val="0"/>
+                        </a:ext>
+                      </a:extLst>
+                    </a:blip>
+                    <a:stretch>
+                      <a:fillRect/>
+                    </a:stretch>
+                  </pic:blipFill>
+                  <pic:spPr>
+                    <a:xfrm>
+                      <a:off x="0" y="0"/>
+                      <a:ext cx="5196317" cy="3636867"/>
+                    </a:xfrm>
+                    <a:prstGeom prst="rect">
+                      <a:avLst/>
+                    </a:prstGeom>
+                  </pic:spPr>
+                </pic:pic>
+              </a:graphicData>
+            </a:graphic>
+          </wp:inline>
+        </w:drawing>
+      </w:r>
+    </w:p>
+    <w:p>
+      <w:pPr>
+        <w:pStyle w:val="font-claude-response-body"/>
+        <w:jc w:val="center"/>
+        <w:rPr>
+          <w:i/>
+          <w:iCs/>
+        </w:rPr>
+      </w:pPr>
+      <w:r>
+        <w:rPr>
+          <w:i/>
+          <w:iCs/>
+        </w:rPr>
+        <w:t xml:space="preserve">Figure </w:t>
+      </w:r>
+      <w:r>
+        <w:rPr>
+          <w:i/>
+          <w:iCs/>
+        </w:rPr>
+        <w:t>2</w:t>
+      </w:r>
+      <w:r>
+        <w:rPr>
+          <w:i/>
+          <w:iCs/>
+        </w:rPr>
+        <w:t xml:space="preserve">: </w:t>
+      </w:r>
+      <w:r>
+        <w:rPr>
+          <w:i/>
+          <w:iCs/>
+        </w:rPr>
+        <w:t>Bike Mode Share Distribution Across 20 Seeds</w:t>
+      </w:r>
+    </w:p>
+    <w:p>
+      <w:pPr>
+        <w:pStyle w:val="font-claude-response-body"/>
+      </w:pPr>
+      <w:r>
+        <w:rPr>
+          <w:rStyle w:val="Strong"/>
+        </w:rPr>
+        <w:lastRenderedPageBreak/>
+        <w:t>Primary finding: connectivity outperforms coverage</w:t>
+      </w:r>
+    </w:p>
+    <w:p>
+      <w:pPr>
+        <w:pStyle w:val="font-claude-response-body"/>
+      </w:pPr>
+      <w:r>
+        <w:t xml:space="preserve">The core comparison </w:t>
+      </w:r>
+      <w:r>
+        <w:t>(</w:t>
+      </w:r>
+      <w:r>
+        <w:t>low coverage connected (50 lanes) versus high coverage fragmented (100 lane</w:t>
+      </w:r>
+      <w:r>
+        <w:t>s)</w:t>
+      </w:r>
+      <w:r>
+        <w:t xml:space="preserve"> produces a statistically significant difference in equilibrium cycling mode share. </w:t>
+      </w:r>
+      <w:r>
+        <w:t>Seen in Figure 1, c</w:t>
+      </w:r>
+      <w:r>
+        <w:t>onnected placement at half the lane count achieves a mean mode share of 15.8%, compared to 12.9% for fragmented placement at double the coverage (p&lt;0.001). This result supports the primary hypothesis: the spatial arrangement of bike lane infrastructure has a greater effect on cycling adoption than total lane quantity alone. The distribution plots</w:t>
+      </w:r>
+      <w:r>
+        <w:t xml:space="preserve"> in Figure 2</w:t>
+      </w:r>
+      <w:r>
+        <w:t xml:space="preserve"> further confirm this finding, showing that connected scenarios exhibit higher means</w:t>
+      </w:r>
+      <w:r>
+        <w:t>. Additionally, for high coverage (100 lanes),</w:t>
+      </w:r>
+      <w:r>
+        <w:t xml:space="preserve"> </w:t>
+      </w:r>
+      <w:r>
+        <w:t xml:space="preserve">the </w:t>
+      </w:r>
+      <w:r>
+        <w:t>distributions across seeds</w:t>
+      </w:r>
+      <w:r>
+        <w:t xml:space="preserve"> are tighter</w:t>
+      </w:r>
+      <w:r>
+        <w:t xml:space="preserve">, suggesting that </w:t>
+      </w:r>
+      <w:r>
+        <w:t xml:space="preserve">at high lane count, </w:t>
+      </w:r>
+      <w:r>
+        <w:t>connected networks produce more predictable and stable cycling equilibria than fragmented ones.</w:t>
+      </w:r>
+    </w:p>
+    <w:p>
+      <w:pPr>
+        <w:pStyle w:val="font-claude-response-body"/>
+      </w:pPr>
+      <w:r>
+        <w:t xml:space="preserve">At equal coverage levels, the connectivity advantage persists. Connected placement at 50 lanes (15.8%) outperforms fragmented placement at 50 lanes (11.6%), and connected placement at 100 lanes (18.9%) outperforms fragmented at 100 lanes (12.9%). Across both coverage levels, connected networks consistently generate higher equilibrium mode share, indicating that the connectivity effect is robust and not a </w:t>
+      </w:r>
+      <w:r>
+        <w:t>product</w:t>
+      </w:r>
+      <w:r>
+        <w:t xml:space="preserve"> of lane count. Notably, the magnitude of the connectivity gain is approximately equal at both coverage levels</w:t>
+      </w:r>
+      <w:r>
+        <w:t>:</w:t>
+      </w:r>
+      <w:r>
+        <w:t xml:space="preserve"> switching from fragmented to connected placement adds roughly four percentage points regardless of whether 50 or 100 lanes are placed. This parallel pattern suggests that connectivity and coverage operate as largely independent drivers of mode share rather than interacting effects, though formally testing this interaction would require a broader parameter sweep across additional coverage levels.</w:t>
+      </w:r>
+    </w:p>
+    <w:p>
+      <w:pPr>
+        <w:pStyle w:val="font-claude-response-body"/>
+      </w:pPr>
+      <w:r>
+        <w:rPr>
+          <w:rStyle w:val="Strong"/>
+        </w:rPr>
+        <w:t>Role of safety bonus and car cost</w:t>
+      </w:r>
+    </w:p>
+    <w:p>
+      <w:pPr>
+        <w:pStyle w:val="font-claude-response-body"/>
+      </w:pPr>
+      <w:r>
+        <w:t xml:space="preserve">Two parameters proved particularly consequential for the magnitude of the connectivity effect. </w:t>
+      </w:r>
+      <w:r>
+        <w:t>The car cost penalty similarly shaped overall mode share levels. Higher car costs shifted the cost difference term positive for more agents, producing meaningfully higher baseline cycling rates across all scenarios. Having a more realistic car cost parameter would make this model more robust.</w:t>
+      </w:r>
+    </w:p>
+    <w:p>
+      <w:pPr>
+        <w:pStyle w:val="font-claude-response-body"/>
+      </w:pPr>
+      <w:r>
+        <w:t>The safety bonus parameter, which captures the perceived safety benefit of biking on dedicated infrastructure, had a large impact on whether connected outperformed fragmented</w:t>
+      </w:r>
+      <w:r>
+        <w:t xml:space="preserve"> lanes</w:t>
+      </w:r>
+      <w:r>
+        <w:t>. At safety_bonus=1.0, the two scenarios produced comparable mode shares;</w:t>
+      </w:r>
+      <w:r>
+        <w:t xml:space="preserve"> while</w:t>
+      </w:r>
+      <w:r>
+        <w:t xml:space="preserve"> raising safety_bonus to 2.0 produced the significant gap reported above. </w:t>
+      </w:r>
+      <w:r>
+        <w:t xml:space="preserve">This sensitivity is worth </w:t>
+      </w:r>
+      <w:r>
+        <w:t>noting</w:t>
+      </w:r>
+      <w:r>
+        <w:t xml:space="preserve"> as a policy implication: the improved safety from bike lanes should be substantial for the results of this model to hold. </w:t>
+      </w:r>
+      <w:r>
+        <w:t xml:space="preserve">In other words, </w:t>
+      </w:r>
+      <w:r>
+        <w:t>lane connectivity effect is conditional on the infrastructure providing meaningful safety improvements over riding without lanes.</w:t>
+      </w:r>
+    </w:p>
+    <w:p>
+      <w:pPr>
+        <w:pStyle w:val="font-claude-response-body"/>
+      </w:pPr>
+      <w:r>
+        <w:rPr>
+          <w:rStyle w:val="Strong"/>
+        </w:rPr>
+        <w:t>Convergence and social dynamics</w:t>
+      </w:r>
+    </w:p>
+    <w:p>
+      <w:pPr>
+        <w:pStyle w:val="font-claude-response-body"/>
+      </w:pPr>
+      <w:r>
+        <w:t xml:space="preserve">All scenarios converged rapidly, typically within five steps, reflecting the small grid size and simultaneous agent updating. The social influence mechanism (γ) produced emergent feedback dynamics in which early adopters increased the probability of adjacent agents switching to biking, but the speed of convergence limited the visibility of diffusion over time. A secondary </w:t>
+      </w:r>
+      <w:r>
+        <w:lastRenderedPageBreak/>
+        <w:t xml:space="preserve">question motivating this model was whether a connectivity threshold exists above which cycling adoption becomes self-sustaining. While the social feedback mechanism produces emergent mode share dynamics, the model's stylized parameter space and small grid size make it difficult to identify a robust threshold. This remains an important direction for future work with empirically calibrated parameters and larger grid environments where social diffusion can unfold </w:t>
+      </w:r>
+      <w:r>
+        <w:t>slower</w:t>
+      </w:r>
+      <w:r>
+        <w:t xml:space="preserve"> and </w:t>
+      </w:r>
+      <w:r>
+        <w:t>across more steps.</w:t>
+      </w:r>
+    </w:p>
+    <w:p>
+      <w:pPr>
+        <w:pStyle w:val="font-claude-response-body"/>
+      </w:pPr>
+    </w:p>
+    <w:p>
+      <w:pPr>
+        <w:rPr>
+          <w:rFonts w:eastAsia="Times New Roman"/>
+          <w:kern w:val="0"/>
+          <w14:ligatures w14:val="none"/>
+        </w:rPr>
+      </w:pPr>
+      <w:r>
+        <w:br w:type="page"/>
+      </w:r>
+    </w:p>
+    <w:p>
+      <w:pPr>
+        <w:pStyle w:val="font-claude-response-body"/>
+        <w:jc w:val="center"/>
         <w:rPr>
           <w:b/>
           <w:bCs/>
         </w:rPr>
       </w:pPr>
-    </w:p>
-    <w:p>
-      <w:pPr>
+      <w:r>
         <w:rPr>
           <w:b/>
           <w:bCs/>
         </w:rPr>
-      </w:pPr>
-    </w:p>
-    <w:p>
-      <w:pPr>
+        <w:lastRenderedPageBreak/>
+        <w:t>Bibliography</w:t>
+      </w:r>
+    </w:p>
+    <w:p>
+      <w:pPr>
+        <w:pStyle w:val="font-claude-response-body"/>
+        <w:rPr>
+          <w:rStyle w:val="Strong"/>
+          <w:b w:val="0"/>
+          <w:bCs w:val="0"/>
+        </w:rPr>
+      </w:pPr>
+      <w:r>
+        <w:rPr>
+          <w:rStyle w:val="Strong"/>
+          <w:b w:val="0"/>
+          <w:bCs w:val="0"/>
+        </w:rPr>
+        <w:t xml:space="preserve">Aziz, H. M. A., Park, B. H., Morton, A., Stewart, R. N., Hilliard, M., &amp; Maness, M. (2018). A high resolution agent-based model to support walk-bicycle infrastructure investment decisions: A case study with New York City. Transportation Research Part C: Emerging Technologies, 86, 280–299. </w:t>
+      </w:r>
+      <w:hyperlink r:id="rId10" w:history="1">
+        <w:r>
+          <w:rPr>
+            <w:rStyle w:val="Hyperlink"/>
+          </w:rPr>
+          <w:t>https://doi.org/10.1016/j.trc.2017.11.008</w:t>
+        </w:r>
+      </w:hyperlink>
+    </w:p>
+    <w:p>
+      <w:pPr>
+        <w:pStyle w:val="font-claude-response-body"/>
+        <w:rPr>
+          <w:rStyle w:val="Strong"/>
+          <w:b w:val="0"/>
+          <w:bCs w:val="0"/>
+        </w:rPr>
+      </w:pPr>
+      <w:r>
+        <w:rPr>
+          <w:rStyle w:val="Strong"/>
+          <w:b w:val="0"/>
+          <w:bCs w:val="0"/>
+        </w:rPr>
+        <w:t xml:space="preserve">Hwang, U., Kim, I., Guhathakurta, S., &amp; Van Hentenryck, P. (2024). Comparing different methods for connecting bike lanes to generate a complete bike network and identify potential complete streets in Atlanta. Journal of Cycling and Micromobility Research, 2, 100028. </w:t>
+      </w:r>
+      <w:hyperlink r:id="rId11" w:history="1">
+        <w:r>
+          <w:rPr>
+            <w:rStyle w:val="Hyperlink"/>
+          </w:rPr>
+          <w:t>https://doi.org/10.1016/j.jcmr.2024.100015</w:t>
+        </w:r>
+      </w:hyperlink>
+    </w:p>
+    <w:p>
+      <w:pPr>
+        <w:pStyle w:val="font-claude-response-body"/>
+        <w:rPr>
+          <w:rStyle w:val="Strong"/>
+          <w:b w:val="0"/>
+          <w:bCs w:val="0"/>
+        </w:rPr>
+      </w:pPr>
+      <w:r>
+        <w:rPr>
+          <w:rStyle w:val="Strong"/>
+          <w:b w:val="0"/>
+          <w:bCs w:val="0"/>
+        </w:rPr>
+        <w:t xml:space="preserve">Jafari, A., Pemberton, S., Singh, D., Saghapour, T., Both, A., Gunn, L., &amp; Giles-Corti, B. (2025). Understanding the impact of city-wide cycling corridors on cycling mode share among different demographic clusters in Greater Melbourne, Australia. Transportation. </w:t>
+      </w:r>
+      <w:hyperlink r:id="rId12" w:history="1">
+        <w:r>
+          <w:rPr>
+            <w:rStyle w:val="Hyperlink"/>
+          </w:rPr>
+          <w:t>https://doi.org/10.1007/s11116-025-10599-5</w:t>
+        </w:r>
+      </w:hyperlink>
+    </w:p>
+    <w:p>
+      <w:pPr>
+        <w:pStyle w:val="font-claude-response-body"/>
+        <w:rPr>
+          <w:rStyle w:val="Strong"/>
+        </w:rPr>
+      </w:pPr>
+      <w:r>
+        <w:rPr>
+          <w:rStyle w:val="Strong"/>
+          <w:b w:val="0"/>
+          <w:bCs w:val="0"/>
+        </w:rPr>
+        <w:t xml:space="preserve">Kaziyeva, D., Loidl, M., &amp; Wallentin, G. (2021). Simulating Spatio-Temporal Patterns of Bicycle Flows with an Agent-Based Model. ISPRS International Journal of Geo-Information, 10(2), 88. </w:t>
+      </w:r>
+      <w:hyperlink r:id="rId13" w:history="1">
+        <w:r>
+          <w:rPr>
+            <w:rStyle w:val="Hyperlink"/>
+          </w:rPr>
+          <w:t>https://doi.org/10.3390/ijgi10020088</w:t>
+        </w:r>
+      </w:hyperlink>
+    </w:p>
+    <w:p>
+      <w:pPr>
+        <w:pStyle w:val="font-claude-response-body"/>
+        <w:rPr>
+          <w:rStyle w:val="Strong"/>
+          <w:b w:val="0"/>
+          <w:bCs w:val="0"/>
+        </w:rPr>
+      </w:pPr>
+      <w:r>
+        <w:t xml:space="preserve">Marshall, W. E., &amp; Ferenchak, N. N. (2019). Why cities with high bicycling rates are safer for all road users. Journal of Transport &amp; Health, 13, 100539. </w:t>
+      </w:r>
+      <w:hyperlink r:id="rId14" w:history="1">
+        <w:r>
+          <w:rPr>
+            <w:rStyle w:val="Hyperlink"/>
+          </w:rPr>
+          <w:t>https://doi.org/10.1016/j.jth.2019.03.004</w:t>
+        </w:r>
+      </w:hyperlink>
+    </w:p>
+    <w:p>
+      <w:pPr>
+        <w:pStyle w:val="font-claude-response-body"/>
+        <w:rPr>
+          <w:rStyle w:val="Strong"/>
+          <w:b w:val="0"/>
+          <w:bCs w:val="0"/>
+        </w:rPr>
+      </w:pPr>
+      <w:r>
+        <w:rPr>
+          <w:rStyle w:val="Strong"/>
+          <w:b w:val="0"/>
+          <w:bCs w:val="0"/>
+        </w:rPr>
+        <w:t xml:space="preserve">Schön, P., Heinen, E., &amp; Manum, B. (2024). A scoping review on cycling network connectivity and its effects on cycling. Transport Reviews, 44(4), 912–936. </w:t>
+      </w:r>
+      <w:hyperlink r:id="rId15" w:history="1">
+        <w:r>
+          <w:rPr>
+            <w:rStyle w:val="Hyperlink"/>
+          </w:rPr>
+          <w:t>https://doi.org/10.1080/01441647.2024.2337880</w:t>
+        </w:r>
+      </w:hyperlink>
+      <w:r>
+        <w:rPr>
+          <w:rStyle w:val="Strong"/>
+        </w:rPr>
+        <w:t xml:space="preserve"> </w:t>
+      </w:r>
+    </w:p>
+    <w:p>
+      <w:pPr>
+        <w:pStyle w:val="font-claude-response-body"/>
+      </w:pPr>
+    </w:p>
+    <w:p>
+      <w:pPr>
+        <w:pStyle w:val="font-claude-response-body"/>
         <w:rPr>
           <w:b/>
           <w:bCs/>
         </w:rPr>
       </w:pPr>
-    </w:p>
-    <w:p>
-      <w:pPr>
-        <w:pStyle w:val="ListParagraph"/>
+      <w:r>
+        <w:rPr>
+          <w:b/>
+          <w:bCs/>
+        </w:rPr>
+        <w:t>External Resources</w:t>
+      </w:r>
+    </w:p>
+    <w:p>
+      <w:pPr>
+        <w:pStyle w:val="font-claude-response-body"/>
         <w:numPr>
           <w:ilvl w:val="0"/>
-          <w:numId w:val="5"/>
+          <w:numId w:val="7"/>
         </w:numPr>
       </w:pPr>
       <w:r>
-        <w:t xml:space="preserve">Changing safety from 1 to 2 has a big impact on whether low, coverage connected beats high coverage, fragmented </w:t>
-      </w:r>
-    </w:p>
-    <w:p>
-      <w:pPr>
-        <w:pStyle w:val="ListParagraph"/>
-        <w:numPr>
-          <w:ilvl w:val="1"/>
-          <w:numId w:val="5"/>
-        </w:numPr>
-      </w:pPr>
-      <w:r>
-        <w:t>The added safety from bike lanes needs to be sufficiently greater than biking on the ride (could be supported with other research about bike fatalities on non-lane roads)</w:t>
-      </w:r>
-    </w:p>
-    <w:p>
-      <w:pPr>
-        <w:pStyle w:val="ListParagraph"/>
+        <w:t>Used matplotlib cheat sheets from course repo for visualizations</w:t>
+      </w:r>
+    </w:p>
+    <w:p>
+      <w:pPr>
+        <w:pStyle w:val="font-claude-response-body"/>
         <w:numPr>
           <w:ilvl w:val="0"/>
-          <w:numId w:val="5"/>
+          <w:numId w:val="7"/>
         </w:numPr>
       </w:pPr>
-      <w:r>
-        <w:t xml:space="preserve">Car cost is also critical for general bike mode share </w:t>
-      </w:r>
-    </w:p>
-    <w:p>
-      <w:pPr>
-        <w:pStyle w:val="ListParagraph"/>
-        <w:numPr>
-          <w:ilvl w:val="0"/>
-          <w:numId w:val="5"/>
-        </w:numPr>
-      </w:pPr>
-      <w:r>
-        <w:t xml:space="preserve">I changed stopping condition to just be N steps since model converges very quickly </w:t>
-      </w:r>
     </w:p>
     <w:p>
       <w:pPr>
@@ -2132,9 +2647,9 @@
       </w:pPr>
     </w:p>
     <w:sectPr>
-      <w:headerReference w:type="default" r:id="rId12"/>
-      <w:footerReference w:type="even" r:id="rId13"/>
-      <w:footerReference w:type="default" r:id="rId14"/>
+      <w:headerReference w:type="default" r:id="rId16"/>
+      <w:footerReference w:type="even" r:id="rId17"/>
+      <w:footerReference w:type="default" r:id="rId18"/>
       <w:pgSz w:w="12240" w:h="15840"/>
       <w:pgMar w:top="1440" w:right="1440" w:bottom="1440" w:left="1440" w:header="720" w:footer="720" w:gutter="0"/>
       <w:cols w:space="720"/>
@@ -2142,46 +2657,6 @@
     </w:sectPr>
   </w:body>
 </w:document>
-</file>
-
-<file path=word/comments.xml><?xml version="1.0" encoding="utf-8"?>
-<w:comments xmlns:wpc="http://schemas.microsoft.com/office/word/2010/wordprocessingCanvas" xmlns:cx="http://schemas.microsoft.com/office/drawing/2014/chartex" xmlns:cx1="http://schemas.microsoft.com/office/drawing/2015/9/8/chartex" xmlns:cx2="http://schemas.microsoft.com/office/drawing/2015/10/21/chartex" xmlns:cx3="http://schemas.microsoft.com/office/drawing/2016/5/9/chartex" xmlns:cx4="http://schemas.microsoft.com/office/drawing/2016/5/10/chartex" xmlns:cx5="http://schemas.microsoft.com/office/drawing/2016/5/11/chartex" xmlns:cx6="http://schemas.microsoft.com/office/drawing/2016/5/12/chartex" xmlns:cx7="http://schemas.microsoft.com/office/drawing/2016/5/13/chartex" xmlns:cx8="http://schemas.microsoft.com/office/drawing/2016/5/14/chartex" xmlns:mc="http://schemas.openxmlformats.org/markup-compatibility/2006" xmlns:aink="http://schemas.microsoft.com/office/drawing/2016/ink" xmlns:am3d="http://schemas.microsoft.com/office/drawing/2017/model3d" xmlns:o="urn:schemas-microsoft-com:office:office" xmlns:oel="http://schemas.microsoft.com/office/2019/extlst" xmlns:r="http://schemas.openxmlformats.org/officeDocument/2006/relationships" xmlns:m="http://schemas.openxmlformats.org/officeDocument/2006/math" xmlns:v="urn:schemas-microsoft-com:vml" xmlns:wp14="http://schemas.microsoft.com/office/word/2010/wordprocessingDrawing" xmlns:wp="http://schemas.openxmlformats.org/drawingml/2006/wordprocessingDrawing" xmlns:w10="urn:schemas-microsoft-com:office:word" xmlns:w="http://schemas.openxmlformats.org/wordprocessingml/2006/main" xmlns:w14="http://schemas.microsoft.com/office/word/2010/wordml" xmlns:w15="http://schemas.microsoft.com/office/word/2012/wordml" xmlns:w16cex="http://schemas.microsoft.com/office/word/2018/wordml/cex" xmlns:w16cid="http://schemas.microsoft.com/office/word/2016/wordml/cid" xmlns:w16="http://schemas.microsoft.com/office/word/2018/wordml" xmlns:w16du="http://schemas.microsoft.com/office/word/2023/wordml/word16du" xmlns:w16sdtdh="http://schemas.microsoft.com/office/word/2020/wordml/sdtdatahash" xmlns:w16sdtfl="http://schemas.microsoft.com/office/word/2024/wordml/sdtformatlock" xmlns:w16se="http://schemas.microsoft.com/office/word/2015/wordml/symex" xmlns:wpg="http://schemas.microsoft.com/office/word/2010/wordprocessingGroup" xmlns:wpi="http://schemas.microsoft.com/office/word/2010/wordprocessingInk" xmlns:wne="http://schemas.microsoft.com/office/word/2006/wordml" xmlns:wps="http://schemas.microsoft.com/office/word/2010/wordprocessingShape" mc:Ignorable="w14 w15 w16se w16cid w16 w16cex w16sdtdh w16sdtfl w16du wp14">
-  <w:comment w:id="0" w:author="Begum Akkas" w:date="2026-05-14T19:10:00Z" w:initials="BA">
-    <w:p>
-      <w:r>
-        <w:rPr>
-          <w:rStyle w:val="CommentReference"/>
-        </w:rPr>
-        <w:annotationRef/>
-      </w:r>
-      <w:r>
-        <w:rPr>
-          <w:sz w:val="20"/>
-          <w:szCs w:val="20"/>
-        </w:rPr>
-        <w:t>update this after testing</w:t>
-      </w:r>
-    </w:p>
-  </w:comment>
-</w:comments>
-</file>
-
-<file path=word/commentsExtended.xml><?xml version="1.0" encoding="utf-8"?>
-<w15:commentsEx xmlns:wpc="http://schemas.microsoft.com/office/word/2010/wordprocessingCanvas" xmlns:cx="http://schemas.microsoft.com/office/drawing/2014/chartex" xmlns:cx1="http://schemas.microsoft.com/office/drawing/2015/9/8/chartex" xmlns:cx2="http://schemas.microsoft.com/office/drawing/2015/10/21/chartex" xmlns:cx3="http://schemas.microsoft.com/office/drawing/2016/5/9/chartex" xmlns:cx4="http://schemas.microsoft.com/office/drawing/2016/5/10/chartex" xmlns:cx5="http://schemas.microsoft.com/office/drawing/2016/5/11/chartex" xmlns:cx6="http://schemas.microsoft.com/office/drawing/2016/5/12/chartex" xmlns:cx7="http://schemas.microsoft.com/office/drawing/2016/5/13/chartex" xmlns:cx8="http://schemas.microsoft.com/office/drawing/2016/5/14/chartex" xmlns:mc="http://schemas.openxmlformats.org/markup-compatibility/2006" xmlns:aink="http://schemas.microsoft.com/office/drawing/2016/ink" xmlns:am3d="http://schemas.microsoft.com/office/drawing/2017/model3d" xmlns:o="urn:schemas-microsoft-com:office:office" xmlns:oel="http://schemas.microsoft.com/office/2019/extlst" xmlns:r="http://schemas.openxmlformats.org/officeDocument/2006/relationships" xmlns:m="http://schemas.openxmlformats.org/officeDocument/2006/math" xmlns:v="urn:schemas-microsoft-com:vml" xmlns:wp14="http://schemas.microsoft.com/office/word/2010/wordprocessingDrawing" xmlns:wp="http://schemas.openxmlformats.org/drawingml/2006/wordprocessingDrawing" xmlns:w10="urn:schemas-microsoft-com:office:word" xmlns:w="http://schemas.openxmlformats.org/wordprocessingml/2006/main" xmlns:w14="http://schemas.microsoft.com/office/word/2010/wordml" xmlns:w15="http://schemas.microsoft.com/office/word/2012/wordml" xmlns:w16cex="http://schemas.microsoft.com/office/word/2018/wordml/cex" xmlns:w16cid="http://schemas.microsoft.com/office/word/2016/wordml/cid" xmlns:w16="http://schemas.microsoft.com/office/word/2018/wordml" xmlns:w16du="http://schemas.microsoft.com/office/word/2023/wordml/word16du" xmlns:w16sdtdh="http://schemas.microsoft.com/office/word/2020/wordml/sdtdatahash" xmlns:w16sdtfl="http://schemas.microsoft.com/office/word/2024/wordml/sdtformatlock" xmlns:w16se="http://schemas.microsoft.com/office/word/2015/wordml/symex" xmlns:wpg="http://schemas.microsoft.com/office/word/2010/wordprocessingGroup" xmlns:wpi="http://schemas.microsoft.com/office/word/2010/wordprocessingInk" xmlns:wne="http://schemas.microsoft.com/office/word/2006/wordml" xmlns:wps="http://schemas.microsoft.com/office/word/2010/wordprocessingShape" mc:Ignorable="w14 w15 w16se w16cid w16 w16cex w16sdtdh w16sdtfl w16du wp14">
-  <w15:commentEx w15:paraId="27BA0FFB" w15:done="0"/>
-</w15:commentsEx>
-</file>
-
-<file path=word/commentsExtensible.xml><?xml version="1.0" encoding="utf-8"?>
-<w16cex:commentsExtensible xmlns:wpc="http://schemas.microsoft.com/office/word/2010/wordprocessingCanvas" xmlns:cx="http://schemas.microsoft.com/office/drawing/2014/chartex" xmlns:cx1="http://schemas.microsoft.com/office/drawing/2015/9/8/chartex" xmlns:cx2="http://schemas.microsoft.com/office/drawing/2015/10/21/chartex" xmlns:cx3="http://schemas.microsoft.com/office/drawing/2016/5/9/chartex" xmlns:cx4="http://schemas.microsoft.com/office/drawing/2016/5/10/chartex" xmlns:cx5="http://schemas.microsoft.com/office/drawing/2016/5/11/chartex" xmlns:cx6="http://schemas.microsoft.com/office/drawing/2016/5/12/chartex" xmlns:cx7="http://schemas.microsoft.com/office/drawing/2016/5/13/chartex" xmlns:cx8="http://schemas.microsoft.com/office/drawing/2016/5/14/chartex" xmlns:cr="http://schemas.microsoft.com/office/comments/2020/reactions" xmlns:mc="http://schemas.openxmlformats.org/markup-compatibility/2006" xmlns:aink="http://schemas.microsoft.com/office/drawing/2016/ink" xmlns:am3d="http://schemas.microsoft.com/office/drawing/2017/model3d" xmlns:o="urn:schemas-microsoft-com:office:office" xmlns:oel="http://schemas.microsoft.com/office/2019/extlst" xmlns:r="http://schemas.openxmlformats.org/officeDocument/2006/relationships" xmlns:m="http://schemas.openxmlformats.org/officeDocument/2006/math" xmlns:v="urn:schemas-microsoft-com:vml" xmlns:wp14="http://schemas.microsoft.com/office/word/2010/wordprocessingDrawing" xmlns:wp="http://schemas.openxmlformats.org/drawingml/2006/wordprocessingDrawing" xmlns:w10="urn:schemas-microsoft-com:office:word" xmlns:w="http://schemas.openxmlformats.org/wordprocessingml/2006/main" xmlns:w14="http://schemas.microsoft.com/office/word/2010/wordml" xmlns:w15="http://schemas.microsoft.com/office/word/2012/wordml" xmlns:w16cex="http://schemas.microsoft.com/office/word/2018/wordml/cex" xmlns:w16cid="http://schemas.microsoft.com/office/word/2016/wordml/cid" xmlns:w16="http://schemas.microsoft.com/office/word/2018/wordml" xmlns:w16du="http://schemas.microsoft.com/office/word/2023/wordml/word16du" xmlns:w16sdtdh="http://schemas.microsoft.com/office/word/2020/wordml/sdtdatahash" xmlns:w16sdtfl="http://schemas.microsoft.com/office/word/2024/wordml/sdtformatlock" xmlns:w16se="http://schemas.microsoft.com/office/word/2015/wordml/symex" xmlns:wpg="http://schemas.microsoft.com/office/word/2010/wordprocessingGroup" xmlns:wpi="http://schemas.microsoft.com/office/word/2010/wordprocessingInk" xmlns:wne="http://schemas.microsoft.com/office/word/2006/wordml" xmlns:wps="http://schemas.microsoft.com/office/word/2010/wordprocessingShape" mc:Ignorable="w14 w15 w16se w16cid w16 w16cex w16sdtdh w16sdtfl cr w16du wp14">
-  <w16cex:commentExtensible w16cex:durableId="531C6452" w16cex:dateUtc="2026-05-15T00:10:00Z"/>
-</w16cex:commentsExtensible>
-</file>
-
-<file path=word/commentsIds.xml><?xml version="1.0" encoding="utf-8"?>
-<w16cid:commentsIds xmlns:wpc="http://schemas.microsoft.com/office/word/2010/wordprocessingCanvas" xmlns:cx="http://schemas.microsoft.com/office/drawing/2014/chartex" xmlns:cx1="http://schemas.microsoft.com/office/drawing/2015/9/8/chartex" xmlns:cx2="http://schemas.microsoft.com/office/drawing/2015/10/21/chartex" xmlns:cx3="http://schemas.microsoft.com/office/drawing/2016/5/9/chartex" xmlns:cx4="http://schemas.microsoft.com/office/drawing/2016/5/10/chartex" xmlns:cx5="http://schemas.microsoft.com/office/drawing/2016/5/11/chartex" xmlns:cx6="http://schemas.microsoft.com/office/drawing/2016/5/12/chartex" xmlns:cx7="http://schemas.microsoft.com/office/drawing/2016/5/13/chartex" xmlns:cx8="http://schemas.microsoft.com/office/drawing/2016/5/14/chartex" xmlns:mc="http://schemas.openxmlformats.org/markup-compatibility/2006" xmlns:aink="http://schemas.microsoft.com/office/drawing/2016/ink" xmlns:am3d="http://schemas.microsoft.com/office/drawing/2017/model3d" xmlns:o="urn:schemas-microsoft-com:office:office" xmlns:oel="http://schemas.microsoft.com/office/2019/extlst" xmlns:r="http://schemas.openxmlformats.org/officeDocument/2006/relationships" xmlns:m="http://schemas.openxmlformats.org/officeDocument/2006/math" xmlns:v="urn:schemas-microsoft-com:vml" xmlns:wp14="http://schemas.microsoft.com/office/word/2010/wordprocessingDrawing" xmlns:wp="http://schemas.openxmlformats.org/drawingml/2006/wordprocessingDrawing" xmlns:w10="urn:schemas-microsoft-com:office:word" xmlns:w="http://schemas.openxmlformats.org/wordprocessingml/2006/main" xmlns:w14="http://schemas.microsoft.com/office/word/2010/wordml" xmlns:w15="http://schemas.microsoft.com/office/word/2012/wordml" xmlns:w16cex="http://schemas.microsoft.com/office/word/2018/wordml/cex" xmlns:w16cid="http://schemas.microsoft.com/office/word/2016/wordml/cid" xmlns:w16="http://schemas.microsoft.com/office/word/2018/wordml" xmlns:w16du="http://schemas.microsoft.com/office/word/2023/wordml/word16du" xmlns:w16sdtdh="http://schemas.microsoft.com/office/word/2020/wordml/sdtdatahash" xmlns:w16sdtfl="http://schemas.microsoft.com/office/word/2024/wordml/sdtformatlock" xmlns:w16se="http://schemas.microsoft.com/office/word/2015/wordml/symex" xmlns:wpg="http://schemas.microsoft.com/office/word/2010/wordprocessingGroup" xmlns:wpi="http://schemas.microsoft.com/office/word/2010/wordprocessingInk" xmlns:wne="http://schemas.microsoft.com/office/word/2006/wordml" xmlns:wps="http://schemas.microsoft.com/office/word/2010/wordprocessingShape" mc:Ignorable="w14 w15 w16se w16cid w16 w16cex w16sdtdh w16sdtfl w16du wp14">
-  <w16cid:commentId w16cid:paraId="27BA0FFB" w16cid:durableId="531C6452"/>
-</w16cid:commentsIds>
 </file>
 
 <file path=word/endnotes.xml><?xml version="1.0" encoding="utf-8"?>
@@ -2361,6 +2836,119 @@
 <file path=word/numbering.xml><?xml version="1.0" encoding="utf-8"?>
 <w:numbering xmlns:wpc="http://schemas.microsoft.com/office/word/2010/wordprocessingCanvas" xmlns:cx="http://schemas.microsoft.com/office/drawing/2014/chartex" xmlns:cx1="http://schemas.microsoft.com/office/drawing/2015/9/8/chartex" xmlns:cx2="http://schemas.microsoft.com/office/drawing/2015/10/21/chartex" xmlns:cx3="http://schemas.microsoft.com/office/drawing/2016/5/9/chartex" xmlns:cx4="http://schemas.microsoft.com/office/drawing/2016/5/10/chartex" xmlns:cx5="http://schemas.microsoft.com/office/drawing/2016/5/11/chartex" xmlns:cx6="http://schemas.microsoft.com/office/drawing/2016/5/12/chartex" xmlns:cx7="http://schemas.microsoft.com/office/drawing/2016/5/13/chartex" xmlns:cx8="http://schemas.microsoft.com/office/drawing/2016/5/14/chartex" xmlns:mc="http://schemas.openxmlformats.org/markup-compatibility/2006" xmlns:aink="http://schemas.microsoft.com/office/drawing/2016/ink" xmlns:am3d="http://schemas.microsoft.com/office/drawing/2017/model3d" xmlns:o="urn:schemas-microsoft-com:office:office" xmlns:oel="http://schemas.microsoft.com/office/2019/extlst" xmlns:r="http://schemas.openxmlformats.org/officeDocument/2006/relationships" xmlns:m="http://schemas.openxmlformats.org/officeDocument/2006/math" xmlns:v="urn:schemas-microsoft-com:vml" xmlns:wp14="http://schemas.microsoft.com/office/word/2010/wordprocessingDrawing" xmlns:wp="http://schemas.openxmlformats.org/drawingml/2006/wordprocessingDrawing" xmlns:w10="urn:schemas-microsoft-com:office:word" xmlns:w="http://schemas.openxmlformats.org/wordprocessingml/2006/main" xmlns:w14="http://schemas.microsoft.com/office/word/2010/wordml" xmlns:w15="http://schemas.microsoft.com/office/word/2012/wordml" xmlns:w16cex="http://schemas.microsoft.com/office/word/2018/wordml/cex" xmlns:w16cid="http://schemas.microsoft.com/office/word/2016/wordml/cid" xmlns:w16="http://schemas.microsoft.com/office/word/2018/wordml" xmlns:w16du="http://schemas.microsoft.com/office/word/2023/wordml/word16du" xmlns:w16sdtdh="http://schemas.microsoft.com/office/word/2020/wordml/sdtdatahash" xmlns:w16sdtfl="http://schemas.microsoft.com/office/word/2024/wordml/sdtformatlock" xmlns:w16se="http://schemas.microsoft.com/office/word/2015/wordml/symex" xmlns:wpg="http://schemas.microsoft.com/office/word/2010/wordprocessingGroup" xmlns:wpi="http://schemas.microsoft.com/office/word/2010/wordprocessingInk" xmlns:wne="http://schemas.microsoft.com/office/word/2006/wordml" xmlns:wps="http://schemas.microsoft.com/office/word/2010/wordprocessingShape" mc:Ignorable="w14 w15 w16se w16cid w16 w16cex w16sdtdh w16sdtfl w16du wp14">
   <w:abstractNum w:abstractNumId="0" w15:restartNumberingAfterBreak="0">
+    <w:nsid w:val="058D15CB"/>
+    <w:multiLevelType w:val="hybridMultilevel"/>
+    <w:tmpl w:val="614AD266"/>
+    <w:lvl w:ilvl="0" w:tplc="A35A24E2">
+      <w:start w:val="2"/>
+      <w:numFmt w:val="bullet"/>
+      <w:lvlText w:val="-"/>
+      <w:lvlJc w:val="left"/>
+      <w:pPr>
+        <w:ind w:left="720" w:hanging="360"/>
+      </w:pPr>
+      <w:rPr>
+        <w:rFonts w:ascii="Times New Roman" w:eastAsiaTheme="minorEastAsia" w:hAnsi="Times New Roman" w:cs="Times New Roman" w:hint="default"/>
+      </w:rPr>
+    </w:lvl>
+    <w:lvl w:ilvl="1" w:tplc="04090003" w:tentative="1">
+      <w:start w:val="1"/>
+      <w:numFmt w:val="bullet"/>
+      <w:lvlText w:val="o"/>
+      <w:lvlJc w:val="left"/>
+      <w:pPr>
+        <w:ind w:left="1440" w:hanging="360"/>
+      </w:pPr>
+      <w:rPr>
+        <w:rFonts w:ascii="Courier New" w:hAnsi="Courier New" w:cs="Courier New" w:hint="default"/>
+      </w:rPr>
+    </w:lvl>
+    <w:lvl w:ilvl="2" w:tplc="04090005" w:tentative="1">
+      <w:start w:val="1"/>
+      <w:numFmt w:val="bullet"/>
+      <w:lvlText w:val=""/>
+      <w:lvlJc w:val="left"/>
+      <w:pPr>
+        <w:ind w:left="2160" w:hanging="360"/>
+      </w:pPr>
+      <w:rPr>
+        <w:rFonts w:ascii="Wingdings" w:hAnsi="Wingdings" w:hint="default"/>
+      </w:rPr>
+    </w:lvl>
+    <w:lvl w:ilvl="3" w:tplc="04090001" w:tentative="1">
+      <w:start w:val="1"/>
+      <w:numFmt w:val="bullet"/>
+      <w:lvlText w:val=""/>
+      <w:lvlJc w:val="left"/>
+      <w:pPr>
+        <w:ind w:left="2880" w:hanging="360"/>
+      </w:pPr>
+      <w:rPr>
+        <w:rFonts w:ascii="Symbol" w:hAnsi="Symbol" w:hint="default"/>
+      </w:rPr>
+    </w:lvl>
+    <w:lvl w:ilvl="4" w:tplc="04090003" w:tentative="1">
+      <w:start w:val="1"/>
+      <w:numFmt w:val="bullet"/>
+      <w:lvlText w:val="o"/>
+      <w:lvlJc w:val="left"/>
+      <w:pPr>
+        <w:ind w:left="3600" w:hanging="360"/>
+      </w:pPr>
+      <w:rPr>
+        <w:rFonts w:ascii="Courier New" w:hAnsi="Courier New" w:cs="Courier New" w:hint="default"/>
+      </w:rPr>
+    </w:lvl>
+    <w:lvl w:ilvl="5" w:tplc="04090005" w:tentative="1">
+      <w:start w:val="1"/>
+      <w:numFmt w:val="bullet"/>
+      <w:lvlText w:val=""/>
+      <w:lvlJc w:val="left"/>
+      <w:pPr>
+        <w:ind w:left="4320" w:hanging="360"/>
+      </w:pPr>
+      <w:rPr>
+        <w:rFonts w:ascii="Wingdings" w:hAnsi="Wingdings" w:hint="default"/>
+      </w:rPr>
+    </w:lvl>
+    <w:lvl w:ilvl="6" w:tplc="04090001" w:tentative="1">
+      <w:start w:val="1"/>
+      <w:numFmt w:val="bullet"/>
+      <w:lvlText w:val=""/>
+      <w:lvlJc w:val="left"/>
+      <w:pPr>
+        <w:ind w:left="5040" w:hanging="360"/>
+      </w:pPr>
+      <w:rPr>
+        <w:rFonts w:ascii="Symbol" w:hAnsi="Symbol" w:hint="default"/>
+      </w:rPr>
+    </w:lvl>
+    <w:lvl w:ilvl="7" w:tplc="04090003" w:tentative="1">
+      <w:start w:val="1"/>
+      <w:numFmt w:val="bullet"/>
+      <w:lvlText w:val="o"/>
+      <w:lvlJc w:val="left"/>
+      <w:pPr>
+        <w:ind w:left="5760" w:hanging="360"/>
+      </w:pPr>
+      <w:rPr>
+        <w:rFonts w:ascii="Courier New" w:hAnsi="Courier New" w:cs="Courier New" w:hint="default"/>
+      </w:rPr>
+    </w:lvl>
+    <w:lvl w:ilvl="8" w:tplc="04090005" w:tentative="1">
+      <w:start w:val="1"/>
+      <w:numFmt w:val="bullet"/>
+      <w:lvlText w:val=""/>
+      <w:lvlJc w:val="left"/>
+      <w:pPr>
+        <w:ind w:left="6480" w:hanging="360"/>
+      </w:pPr>
+      <w:rPr>
+        <w:rFonts w:ascii="Wingdings" w:hAnsi="Wingdings" w:hint="default"/>
+      </w:rPr>
+    </w:lvl>
+  </w:abstractNum>
+  <w:abstractNum w:abstractNumId="1" w15:restartNumberingAfterBreak="0">
     <w:nsid w:val="0B28229E"/>
     <w:multiLevelType w:val="hybridMultilevel"/>
     <w:tmpl w:val="9672F88E"/>
@@ -2449,7 +3037,7 @@
       </w:pPr>
     </w:lvl>
   </w:abstractNum>
-  <w:abstractNum w:abstractNumId="1" w15:restartNumberingAfterBreak="0">
+  <w:abstractNum w:abstractNumId="2" w15:restartNumberingAfterBreak="0">
     <w:nsid w:val="184A7FE0"/>
     <w:multiLevelType w:val="hybridMultilevel"/>
     <w:tmpl w:val="EB442B32"/>
@@ -2538,7 +3126,93 @@
       </w:pPr>
     </w:lvl>
   </w:abstractNum>
-  <w:abstractNum w:abstractNumId="2" w15:restartNumberingAfterBreak="0">
+  <w:abstractNum w:abstractNumId="3" w15:restartNumberingAfterBreak="0">
+    <w:nsid w:val="18E6721A"/>
+    <w:multiLevelType w:val="hybridMultilevel"/>
+    <w:tmpl w:val="2E723636"/>
+    <w:lvl w:ilvl="0" w:tplc="0409000F">
+      <w:start w:val="1"/>
+      <w:numFmt w:val="decimal"/>
+      <w:lvlText w:val="%1."/>
+      <w:lvlJc w:val="left"/>
+      <w:pPr>
+        <w:ind w:left="720" w:hanging="360"/>
+      </w:pPr>
+    </w:lvl>
+    <w:lvl w:ilvl="1" w:tplc="04090019" w:tentative="1">
+      <w:start w:val="1"/>
+      <w:numFmt w:val="lowerLetter"/>
+      <w:lvlText w:val="%2."/>
+      <w:lvlJc w:val="left"/>
+      <w:pPr>
+        <w:ind w:left="1440" w:hanging="360"/>
+      </w:pPr>
+    </w:lvl>
+    <w:lvl w:ilvl="2" w:tplc="0409001B" w:tentative="1">
+      <w:start w:val="1"/>
+      <w:numFmt w:val="lowerRoman"/>
+      <w:lvlText w:val="%3."/>
+      <w:lvlJc w:val="right"/>
+      <w:pPr>
+        <w:ind w:left="2160" w:hanging="180"/>
+      </w:pPr>
+    </w:lvl>
+    <w:lvl w:ilvl="3" w:tplc="0409000F" w:tentative="1">
+      <w:start w:val="1"/>
+      <w:numFmt w:val="decimal"/>
+      <w:lvlText w:val="%4."/>
+      <w:lvlJc w:val="left"/>
+      <w:pPr>
+        <w:ind w:left="2880" w:hanging="360"/>
+      </w:pPr>
+    </w:lvl>
+    <w:lvl w:ilvl="4" w:tplc="04090019" w:tentative="1">
+      <w:start w:val="1"/>
+      <w:numFmt w:val="lowerLetter"/>
+      <w:lvlText w:val="%5."/>
+      <w:lvlJc w:val="left"/>
+      <w:pPr>
+        <w:ind w:left="3600" w:hanging="360"/>
+      </w:pPr>
+    </w:lvl>
+    <w:lvl w:ilvl="5" w:tplc="0409001B" w:tentative="1">
+      <w:start w:val="1"/>
+      <w:numFmt w:val="lowerRoman"/>
+      <w:lvlText w:val="%6."/>
+      <w:lvlJc w:val="right"/>
+      <w:pPr>
+        <w:ind w:left="4320" w:hanging="180"/>
+      </w:pPr>
+    </w:lvl>
+    <w:lvl w:ilvl="6" w:tplc="0409000F" w:tentative="1">
+      <w:start w:val="1"/>
+      <w:numFmt w:val="decimal"/>
+      <w:lvlText w:val="%7."/>
+      <w:lvlJc w:val="left"/>
+      <w:pPr>
+        <w:ind w:left="5040" w:hanging="360"/>
+      </w:pPr>
+    </w:lvl>
+    <w:lvl w:ilvl="7" w:tplc="04090019" w:tentative="1">
+      <w:start w:val="1"/>
+      <w:numFmt w:val="lowerLetter"/>
+      <w:lvlText w:val="%8."/>
+      <w:lvlJc w:val="left"/>
+      <w:pPr>
+        <w:ind w:left="5760" w:hanging="360"/>
+      </w:pPr>
+    </w:lvl>
+    <w:lvl w:ilvl="8" w:tplc="0409001B" w:tentative="1">
+      <w:start w:val="1"/>
+      <w:numFmt w:val="lowerRoman"/>
+      <w:lvlText w:val="%9."/>
+      <w:lvlJc w:val="right"/>
+      <w:pPr>
+        <w:ind w:left="6480" w:hanging="180"/>
+      </w:pPr>
+    </w:lvl>
+  </w:abstractNum>
+  <w:abstractNum w:abstractNumId="4" w15:restartNumberingAfterBreak="0">
     <w:nsid w:val="19C8562E"/>
     <w:multiLevelType w:val="hybridMultilevel"/>
     <w:tmpl w:val="C5A4E19E"/>
@@ -2651,7 +3325,7 @@
       </w:rPr>
     </w:lvl>
   </w:abstractNum>
-  <w:abstractNum w:abstractNumId="3" w15:restartNumberingAfterBreak="0">
+  <w:abstractNum w:abstractNumId="5" w15:restartNumberingAfterBreak="0">
     <w:nsid w:val="50243396"/>
     <w:multiLevelType w:val="multilevel"/>
     <w:tmpl w:val="9BD4994A"/>
@@ -2800,7 +3474,7 @@
       </w:rPr>
     </w:lvl>
   </w:abstractNum>
-  <w:abstractNum w:abstractNumId="4" w15:restartNumberingAfterBreak="0">
+  <w:abstractNum w:abstractNumId="6" w15:restartNumberingAfterBreak="0">
     <w:nsid w:val="5DB949CC"/>
     <w:multiLevelType w:val="hybridMultilevel"/>
     <w:tmpl w:val="534622C0"/>
@@ -2914,29 +3588,27 @@
     </w:lvl>
   </w:abstractNum>
   <w:num w:numId="1" w16cid:durableId="457379887">
+    <w:abstractNumId w:val="5"/>
+  </w:num>
+  <w:num w:numId="2" w16cid:durableId="161358880">
+    <w:abstractNumId w:val="4"/>
+  </w:num>
+  <w:num w:numId="3" w16cid:durableId="2079592565">
+    <w:abstractNumId w:val="1"/>
+  </w:num>
+  <w:num w:numId="4" w16cid:durableId="2129814757">
+    <w:abstractNumId w:val="2"/>
+  </w:num>
+  <w:num w:numId="5" w16cid:durableId="71243028">
+    <w:abstractNumId w:val="6"/>
+  </w:num>
+  <w:num w:numId="6" w16cid:durableId="1854412027">
+    <w:abstractNumId w:val="0"/>
+  </w:num>
+  <w:num w:numId="7" w16cid:durableId="2141727576">
     <w:abstractNumId w:val="3"/>
   </w:num>
-  <w:num w:numId="2" w16cid:durableId="161358880">
-    <w:abstractNumId w:val="2"/>
-  </w:num>
-  <w:num w:numId="3" w16cid:durableId="2079592565">
-    <w:abstractNumId w:val="0"/>
-  </w:num>
-  <w:num w:numId="4" w16cid:durableId="2129814757">
-    <w:abstractNumId w:val="1"/>
-  </w:num>
-  <w:num w:numId="5" w16cid:durableId="71243028">
-    <w:abstractNumId w:val="4"/>
-  </w:num>
 </w:numbering>
-</file>
-
-<file path=word/people.xml><?xml version="1.0" encoding="utf-8"?>
-<w15:people xmlns:wpc="http://schemas.microsoft.com/office/word/2010/wordprocessingCanvas" xmlns:cx="http://schemas.microsoft.com/office/drawing/2014/chartex" xmlns:cx1="http://schemas.microsoft.com/office/drawing/2015/9/8/chartex" xmlns:cx2="http://schemas.microsoft.com/office/drawing/2015/10/21/chartex" xmlns:cx3="http://schemas.microsoft.com/office/drawing/2016/5/9/chartex" xmlns:cx4="http://schemas.microsoft.com/office/drawing/2016/5/10/chartex" xmlns:cx5="http://schemas.microsoft.com/office/drawing/2016/5/11/chartex" xmlns:cx6="http://schemas.microsoft.com/office/drawing/2016/5/12/chartex" xmlns:cx7="http://schemas.microsoft.com/office/drawing/2016/5/13/chartex" xmlns:cx8="http://schemas.microsoft.com/office/drawing/2016/5/14/chartex" xmlns:mc="http://schemas.openxmlformats.org/markup-compatibility/2006" xmlns:aink="http://schemas.microsoft.com/office/drawing/2016/ink" xmlns:am3d="http://schemas.microsoft.com/office/drawing/2017/model3d" xmlns:o="urn:schemas-microsoft-com:office:office" xmlns:oel="http://schemas.microsoft.com/office/2019/extlst" xmlns:r="http://schemas.openxmlformats.org/officeDocument/2006/relationships" xmlns:m="http://schemas.openxmlformats.org/officeDocument/2006/math" xmlns:v="urn:schemas-microsoft-com:vml" xmlns:wp14="http://schemas.microsoft.com/office/word/2010/wordprocessingDrawing" xmlns:wp="http://schemas.openxmlformats.org/drawingml/2006/wordprocessingDrawing" xmlns:w10="urn:schemas-microsoft-com:office:word" xmlns:w="http://schemas.openxmlformats.org/wordprocessingml/2006/main" xmlns:w14="http://schemas.microsoft.com/office/word/2010/wordml" xmlns:w15="http://schemas.microsoft.com/office/word/2012/wordml" xmlns:w16cex="http://schemas.microsoft.com/office/word/2018/wordml/cex" xmlns:w16cid="http://schemas.microsoft.com/office/word/2016/wordml/cid" xmlns:w16="http://schemas.microsoft.com/office/word/2018/wordml" xmlns:w16du="http://schemas.microsoft.com/office/word/2023/wordml/word16du" xmlns:w16sdtdh="http://schemas.microsoft.com/office/word/2020/wordml/sdtdatahash" xmlns:w16sdtfl="http://schemas.microsoft.com/office/word/2024/wordml/sdtformatlock" xmlns:w16se="http://schemas.microsoft.com/office/word/2015/wordml/symex" xmlns:wpg="http://schemas.microsoft.com/office/word/2010/wordprocessingGroup" xmlns:wpi="http://schemas.microsoft.com/office/word/2010/wordprocessingInk" xmlns:wne="http://schemas.microsoft.com/office/word/2006/wordml" xmlns:wps="http://schemas.microsoft.com/office/word/2010/wordprocessingShape" mc:Ignorable="w14 w15 w16se w16cid w16 w16cex w16sdtdh w16sdtfl w16du wp14">
-  <w15:person w15:author="Begum Akkas">
-    <w15:presenceInfo w15:providerId="AD" w15:userId="S::bakkas@UCHICAGO.EDU::6d4fea21-2c79-41e8-98ec-5926ce79781a"/>
-  </w15:person>
-</w15:people>
 </file>
 
 <file path=word/styles.xml><?xml version="1.0" encoding="utf-8"?>
@@ -4114,6 +4786,29 @@
       <w:shd w:val="clear" w:color="auto" w:fill="E1DFDD"/>
     </w:rPr>
   </w:style>
+  <w:style w:type="character" w:styleId="Emphasis">
+    <w:name w:val="Emphasis"/>
+    <w:basedOn w:val="DefaultParagraphFont"/>
+    <w:uiPriority w:val="20"/>
+    <w:qFormat/>
+    <w:rsid w:val="00B2294C"/>
+    <w:rPr>
+      <w:i/>
+      <w:iCs/>
+    </w:rPr>
+  </w:style>
+  <w:style w:type="character" w:styleId="FollowedHyperlink">
+    <w:name w:val="FollowedHyperlink"/>
+    <w:basedOn w:val="DefaultParagraphFont"/>
+    <w:uiPriority w:val="99"/>
+    <w:semiHidden/>
+    <w:unhideWhenUsed/>
+    <w:rsid w:val="00350976"/>
+    <w:rPr>
+      <w:color w:val="96607D" w:themeColor="followedHyperlink"/>
+      <w:u w:val="single"/>
+    </w:rPr>
+  </w:style>
 </w:styles>
 </file>
 
